--- a/bases/Wim_Du/projects/35879/НОВЫЙ_СЕРВЕР_ТестПРОД_Тест 100 тыс сделок.docx
+++ b/bases/Wim_Du/projects/35879/НОВЫЙ_СЕРВЕР_ТестПРОД_Тест 100 тыс сделок.docx
@@ -89,60 +89,14 @@
       </w:pPr>
       <w:r>
         <w:rPr>
-          <w:lang w:val="ru-RU"/>
+          <w:noProof/>
+          <w:lang w:val="ru-RU" w:eastAsia="ru-RU"/>
         </w:rPr>
         <w:drawing>
           <wp:inline distT="0" distB="0" distL="0" distR="0" wp14:anchorId="2E6E6356" wp14:editId="00495FEC">
             <wp:extent cx="6152515" cy="1710690"/>
             <wp:effectExtent l="0" t="0" r="635" b="3810"/>
             <wp:docPr id="1" name="Picture 1"/>
-            <wp:cNvGraphicFramePr>
-              <a:graphicFrameLocks xmlns:a="http://schemas.openxmlformats.org/drawingml/2006/main" noChangeAspect="1"/>
-            </wp:cNvGraphicFramePr>
-            <a:graphic xmlns:a="http://schemas.openxmlformats.org/drawingml/2006/main">
-              <a:graphicData uri="http://schemas.openxmlformats.org/drawingml/2006/picture">
-                <pic:pic xmlns:pic="http://schemas.openxmlformats.org/drawingml/2006/picture">
-                  <pic:nvPicPr>
-                    <pic:cNvPr id="1" name=""/>
-                    <pic:cNvPicPr/>
-                  </pic:nvPicPr>
-                  <pic:blipFill>
-                    <a:blip r:embed="rId4"/>
-                    <a:stretch>
-                      <a:fillRect/>
-                    </a:stretch>
-                  </pic:blipFill>
-                  <pic:spPr>
-                    <a:xfrm>
-                      <a:off x="0" y="0"/>
-                      <a:ext cx="6152515" cy="1710690"/>
-                    </a:xfrm>
-                    <a:prstGeom prst="rect">
-                      <a:avLst/>
-                    </a:prstGeom>
-                  </pic:spPr>
-                </pic:pic>
-              </a:graphicData>
-            </a:graphic>
-          </wp:inline>
-        </w:drawing>
-      </w:r>
-    </w:p>
-    <w:p>
-      <w:pPr>
-        <w:rPr>
-          <w:lang w:val="ru-RU"/>
-        </w:rPr>
-      </w:pPr>
-      <w:r>
-        <w:rPr>
-          <w:lang w:val="ru-RU"/>
-        </w:rPr>
-        <w:drawing>
-          <wp:inline distT="0" distB="0" distL="0" distR="0" wp14:anchorId="6F6BCFA6" wp14:editId="3218C609">
-            <wp:extent cx="6152515" cy="2437130"/>
-            <wp:effectExtent l="0" t="0" r="635" b="1270"/>
-            <wp:docPr id="2" name="Picture 2"/>
             <wp:cNvGraphicFramePr>
               <a:graphicFrameLocks xmlns:a="http://schemas.openxmlformats.org/drawingml/2006/main" noChangeAspect="1"/>
             </wp:cNvGraphicFramePr>
@@ -162,7 +116,7 @@
                   <pic:spPr>
                     <a:xfrm>
                       <a:off x="0" y="0"/>
-                      <a:ext cx="6152515" cy="2437130"/>
+                      <a:ext cx="6152515" cy="1710690"/>
                     </a:xfrm>
                     <a:prstGeom prst="rect">
                       <a:avLst/>
@@ -183,80 +137,14 @@
       </w:pPr>
       <w:r>
         <w:rPr>
-          <w:lang w:val="ru-RU"/>
-        </w:rPr>
-        <w:t>Выполнение регламента</w:t>
-      </w:r>
-      <w:r>
-        <w:rPr>
-          <w:lang w:val="ru-RU"/>
-        </w:rPr>
-        <w:t xml:space="preserve"> </w:t>
-      </w:r>
-      <w:r>
-        <w:rPr>
-          <w:highlight w:val="lightGray"/>
-          <w:u w:val="single"/>
-          <w:lang w:val="ru-RU"/>
-        </w:rPr>
-        <w:t>20 потоков</w:t>
-      </w:r>
-      <w:r>
-        <w:rPr>
-          <w:u w:val="single"/>
-          <w:lang w:val="ru-RU"/>
-        </w:rPr>
-        <w:t xml:space="preserve"> 1000 договоров по 100 сделок</w:t>
-      </w:r>
-    </w:p>
-    <w:p>
-      <w:pPr>
-        <w:rPr>
-          <w:lang w:val="ru-RU"/>
-        </w:rPr>
-      </w:pPr>
-      <w:r>
-        <w:rPr>
-          <w:lang w:val="ru-RU"/>
-        </w:rPr>
-        <w:t xml:space="preserve"> - Открытие </w:t>
-      </w:r>
-      <w:proofErr w:type="gramStart"/>
-      <w:r>
-        <w:rPr>
-          <w:lang w:val="ru-RU"/>
-        </w:rPr>
-        <w:t>24.03.2026  -</w:t>
-      </w:r>
-      <w:proofErr w:type="gramEnd"/>
-      <w:r>
-        <w:rPr>
-          <w:lang w:val="ru-RU"/>
-        </w:rPr>
-        <w:t xml:space="preserve"> </w:t>
-      </w:r>
-      <w:r>
-        <w:rPr>
-          <w:lang w:val="ru-RU"/>
-        </w:rPr>
-        <w:t>22 минуты</w:t>
-      </w:r>
-    </w:p>
-    <w:p>
-      <w:pPr>
-        <w:rPr>
-          <w:lang w:val="ru-RU"/>
-        </w:rPr>
-      </w:pPr>
-      <w:r>
-        <w:rPr>
-          <w:lang w:val="ru-RU"/>
+          <w:noProof/>
+          <w:lang w:val="ru-RU" w:eastAsia="ru-RU"/>
         </w:rPr>
         <w:drawing>
-          <wp:inline distT="0" distB="0" distL="0" distR="0" wp14:anchorId="05688169" wp14:editId="7133C887">
-            <wp:extent cx="6152515" cy="1243965"/>
-            <wp:effectExtent l="0" t="0" r="635" b="0"/>
-            <wp:docPr id="3" name="Picture 3"/>
+          <wp:inline distT="0" distB="0" distL="0" distR="0" wp14:anchorId="6F6BCFA6" wp14:editId="3218C609">
+            <wp:extent cx="6152515" cy="2437130"/>
+            <wp:effectExtent l="0" t="0" r="635" b="1270"/>
+            <wp:docPr id="2" name="Picture 2"/>
             <wp:cNvGraphicFramePr>
               <a:graphicFrameLocks xmlns:a="http://schemas.openxmlformats.org/drawingml/2006/main" noChangeAspect="1"/>
             </wp:cNvGraphicFramePr>
@@ -276,7 +164,7 @@
                   <pic:spPr>
                     <a:xfrm>
                       <a:off x="0" y="0"/>
-                      <a:ext cx="6152515" cy="1243965"/>
+                      <a:ext cx="6152515" cy="2437130"/>
                     </a:xfrm>
                     <a:prstGeom prst="rect">
                       <a:avLst/>
@@ -299,14 +187,48 @@
         <w:rPr>
           <w:lang w:val="ru-RU"/>
         </w:rPr>
-        <w:t xml:space="preserve">- Исполнение </w:t>
+        <w:t>Выполнение регламента</w:t>
+      </w:r>
+      <w:r>
+        <w:rPr>
+          <w:lang w:val="ru-RU"/>
+        </w:rPr>
+        <w:t xml:space="preserve"> </w:t>
+      </w:r>
+      <w:r>
+        <w:rPr>
+          <w:highlight w:val="lightGray"/>
+          <w:u w:val="single"/>
+          <w:lang w:val="ru-RU"/>
+        </w:rPr>
+        <w:t>20 потоков</w:t>
+      </w:r>
+      <w:r>
+        <w:rPr>
+          <w:u w:val="single"/>
+          <w:lang w:val="ru-RU"/>
+        </w:rPr>
+        <w:t xml:space="preserve"> 1000 договоров по 100 сделок</w:t>
+      </w:r>
+    </w:p>
+    <w:p>
+      <w:pPr>
+        <w:rPr>
+          <w:lang w:val="ru-RU"/>
+        </w:rPr>
+      </w:pPr>
+      <w:r>
+        <w:rPr>
+          <w:lang w:val="ru-RU"/>
+        </w:rPr>
+        <w:t xml:space="preserve"> - Открытие </w:t>
       </w:r>
       <w:proofErr w:type="gramStart"/>
       <w:r>
         <w:rPr>
           <w:lang w:val="ru-RU"/>
         </w:rPr>
-        <w:t>25.03.2026  -</w:t>
+        <w:t>24.03.2026  -</w:t>
       </w:r>
       <w:proofErr w:type="gramEnd"/>
       <w:r>
@@ -319,25 +241,25 @@
         <w:rPr>
           <w:lang w:val="ru-RU"/>
         </w:rPr>
-        <w:t>1 час 23 мин</w:t>
-      </w:r>
-    </w:p>
-    <w:p>
-      <w:pPr>
-        <w:rPr>
-          <w:lang w:val="ru-RU"/>
-        </w:rPr>
-      </w:pPr>
-      <w:r>
-        <w:rPr>
-          <w:lang w:val="ru-RU"/>
-        </w:rPr>
-        <w:lastRenderedPageBreak/>
+        <w:t>22 минуты</w:t>
+      </w:r>
+    </w:p>
+    <w:p>
+      <w:pPr>
+        <w:rPr>
+          <w:lang w:val="ru-RU"/>
+        </w:rPr>
+      </w:pPr>
+      <w:r>
+        <w:rPr>
+          <w:noProof/>
+          <w:lang w:val="ru-RU" w:eastAsia="ru-RU"/>
+        </w:rPr>
         <w:drawing>
-          <wp:inline distT="0" distB="0" distL="0" distR="0" wp14:anchorId="6445717E" wp14:editId="453B4932">
-            <wp:extent cx="6152515" cy="1227455"/>
+          <wp:inline distT="0" distB="0" distL="0" distR="0" wp14:anchorId="05688169" wp14:editId="7133C887">
+            <wp:extent cx="6152515" cy="1243965"/>
             <wp:effectExtent l="0" t="0" r="635" b="0"/>
-            <wp:docPr id="4" name="Picture 4"/>
+            <wp:docPr id="3" name="Picture 3"/>
             <wp:cNvGraphicFramePr>
               <a:graphicFrameLocks xmlns:a="http://schemas.openxmlformats.org/drawingml/2006/main" noChangeAspect="1"/>
             </wp:cNvGraphicFramePr>
@@ -357,7 +279,7 @@
                   <pic:spPr>
                     <a:xfrm>
                       <a:off x="0" y="0"/>
-                      <a:ext cx="6152515" cy="1227455"/>
+                      <a:ext cx="6152515" cy="1243965"/>
                     </a:xfrm>
                     <a:prstGeom prst="rect">
                       <a:avLst/>
@@ -376,86 +298,50 @@
           <w:lang w:val="ru-RU"/>
         </w:rPr>
       </w:pPr>
-    </w:p>
-    <w:p>
-      <w:pPr>
-        <w:rPr>
-          <w:lang w:val="ru-RU"/>
-        </w:rPr>
-      </w:pPr>
-      <w:r>
-        <w:rPr>
-          <w:highlight w:val="green"/>
-          <w:lang w:val="ru-RU"/>
-        </w:rPr>
-        <w:t>Генерация 25.03.2025</w:t>
-      </w:r>
-    </w:p>
-    <w:p>
-      <w:pPr>
-        <w:rPr>
-          <w:lang w:val="ru-RU"/>
-        </w:rPr>
-      </w:pPr>
-      <w:r>
-        <w:rPr>
-          <w:lang w:val="ru-RU"/>
-        </w:rPr>
-        <w:t>- Генерация –</w:t>
-      </w:r>
-      <w:r>
-        <w:rPr>
-          <w:lang w:val="ru-RU"/>
-        </w:rPr>
-        <w:t xml:space="preserve"> 10</w:t>
-      </w:r>
-      <w:r>
-        <w:rPr>
-          <w:lang w:val="ru-RU"/>
-        </w:rPr>
-        <w:t xml:space="preserve"> минут</w:t>
-      </w:r>
-    </w:p>
-    <w:p>
-      <w:pPr>
-        <w:rPr>
-          <w:lang w:val="ru-RU"/>
-        </w:rPr>
-      </w:pPr>
-      <w:r>
-        <w:rPr>
-          <w:lang w:val="ru-RU"/>
-        </w:rPr>
-        <w:t>- Создание сделок –</w:t>
-      </w:r>
-      <w:r>
-        <w:rPr>
-          <w:lang w:val="ru-RU"/>
-        </w:rPr>
-        <w:t xml:space="preserve"> 20</w:t>
-      </w:r>
-      <w:r>
-        <w:rPr>
-          <w:lang w:val="ru-RU"/>
-        </w:rPr>
-        <w:t xml:space="preserve"> минут</w:t>
-      </w:r>
-    </w:p>
-    <w:p>
-      <w:pPr>
-        <w:rPr>
-          <w:lang w:val="ru-RU"/>
-        </w:rPr>
-      </w:pPr>
-      <w:r>
-        <w:rPr>
-          <w:lang w:val="ru-RU"/>
-        </w:rPr>
+      <w:r>
+        <w:rPr>
+          <w:lang w:val="ru-RU"/>
+        </w:rPr>
+        <w:t xml:space="preserve">- Исполнение </w:t>
+      </w:r>
+      <w:proofErr w:type="gramStart"/>
+      <w:r>
+        <w:rPr>
+          <w:lang w:val="ru-RU"/>
+        </w:rPr>
+        <w:t>25.03.2026  -</w:t>
+      </w:r>
+      <w:proofErr w:type="gramEnd"/>
+      <w:r>
+        <w:rPr>
+          <w:lang w:val="ru-RU"/>
+        </w:rPr>
+        <w:t xml:space="preserve"> </w:t>
+      </w:r>
+      <w:r>
+        <w:rPr>
+          <w:lang w:val="ru-RU"/>
+        </w:rPr>
+        <w:t>1 час 23 мин</w:t>
+      </w:r>
+    </w:p>
+    <w:p>
+      <w:pPr>
+        <w:rPr>
+          <w:lang w:val="ru-RU"/>
+        </w:rPr>
+      </w:pPr>
+      <w:r>
+        <w:rPr>
+          <w:noProof/>
+          <w:lang w:val="ru-RU" w:eastAsia="ru-RU"/>
+        </w:rPr>
+        <w:lastRenderedPageBreak/>
         <w:drawing>
-          <wp:inline distT="0" distB="0" distL="0" distR="0" wp14:anchorId="4866027C" wp14:editId="7491392D">
-            <wp:extent cx="6152515" cy="1094105"/>
+          <wp:inline distT="0" distB="0" distL="0" distR="0" wp14:anchorId="6445717E" wp14:editId="453B4932">
+            <wp:extent cx="6152515" cy="1227455"/>
             <wp:effectExtent l="0" t="0" r="635" b="0"/>
-            <wp:docPr id="5" name="Picture 5"/>
+            <wp:docPr id="4" name="Picture 4"/>
             <wp:cNvGraphicFramePr>
               <a:graphicFrameLocks xmlns:a="http://schemas.openxmlformats.org/drawingml/2006/main" noChangeAspect="1"/>
             </wp:cNvGraphicFramePr>
@@ -475,7 +361,7 @@
                   <pic:spPr>
                     <a:xfrm>
                       <a:off x="0" y="0"/>
-                      <a:ext cx="6152515" cy="1094105"/>
+                      <a:ext cx="6152515" cy="1227455"/>
                     </a:xfrm>
                     <a:prstGeom prst="rect">
                       <a:avLst/>
@@ -494,15 +380,87 @@
           <w:lang w:val="ru-RU"/>
         </w:rPr>
       </w:pPr>
-      <w:r>
-        <w:rPr>
-          <w:lang w:val="ru-RU"/>
+    </w:p>
+    <w:p>
+      <w:pPr>
+        <w:rPr>
+          <w:lang w:val="ru-RU"/>
+        </w:rPr>
+      </w:pPr>
+      <w:r>
+        <w:rPr>
+          <w:highlight w:val="green"/>
+          <w:lang w:val="ru-RU"/>
+        </w:rPr>
+        <w:t>Генерация 25.03.2025</w:t>
+      </w:r>
+    </w:p>
+    <w:p>
+      <w:pPr>
+        <w:rPr>
+          <w:lang w:val="ru-RU"/>
+        </w:rPr>
+      </w:pPr>
+      <w:r>
+        <w:rPr>
+          <w:lang w:val="ru-RU"/>
+        </w:rPr>
+        <w:t>- Генерация –</w:t>
+      </w:r>
+      <w:r>
+        <w:rPr>
+          <w:lang w:val="ru-RU"/>
+        </w:rPr>
+        <w:t xml:space="preserve"> 10</w:t>
+      </w:r>
+      <w:r>
+        <w:rPr>
+          <w:lang w:val="ru-RU"/>
+        </w:rPr>
+        <w:t xml:space="preserve"> минут</w:t>
+      </w:r>
+    </w:p>
+    <w:p>
+      <w:pPr>
+        <w:rPr>
+          <w:lang w:val="ru-RU"/>
+        </w:rPr>
+      </w:pPr>
+      <w:r>
+        <w:rPr>
+          <w:lang w:val="ru-RU"/>
+        </w:rPr>
+        <w:t>- Создание сделок –</w:t>
+      </w:r>
+      <w:r>
+        <w:rPr>
+          <w:lang w:val="ru-RU"/>
+        </w:rPr>
+        <w:t xml:space="preserve"> 20</w:t>
+      </w:r>
+      <w:r>
+        <w:rPr>
+          <w:lang w:val="ru-RU"/>
+        </w:rPr>
+        <w:t xml:space="preserve"> минут</w:t>
+      </w:r>
+    </w:p>
+    <w:p>
+      <w:pPr>
+        <w:rPr>
+          <w:lang w:val="ru-RU"/>
+        </w:rPr>
+      </w:pPr>
+      <w:r>
+        <w:rPr>
+          <w:noProof/>
+          <w:lang w:val="ru-RU" w:eastAsia="ru-RU"/>
         </w:rPr>
         <w:drawing>
-          <wp:inline distT="0" distB="0" distL="0" distR="0" wp14:anchorId="03E3164A" wp14:editId="6113BE19">
-            <wp:extent cx="6152515" cy="2299970"/>
-            <wp:effectExtent l="0" t="0" r="635" b="5080"/>
-            <wp:docPr id="7" name="Picture 7"/>
+          <wp:inline distT="0" distB="0" distL="0" distR="0" wp14:anchorId="4866027C" wp14:editId="7491392D">
+            <wp:extent cx="6152515" cy="1094105"/>
+            <wp:effectExtent l="0" t="0" r="635" b="0"/>
+            <wp:docPr id="5" name="Picture 5"/>
             <wp:cNvGraphicFramePr>
               <a:graphicFrameLocks xmlns:a="http://schemas.openxmlformats.org/drawingml/2006/main" noChangeAspect="1"/>
             </wp:cNvGraphicFramePr>
@@ -522,7 +480,7 @@
                   <pic:spPr>
                     <a:xfrm>
                       <a:off x="0" y="0"/>
-                      <a:ext cx="6152515" cy="2299970"/>
+                      <a:ext cx="6152515" cy="1094105"/>
                     </a:xfrm>
                     <a:prstGeom prst="rect">
                       <a:avLst/>
@@ -541,101 +499,16 @@
           <w:lang w:val="ru-RU"/>
         </w:rPr>
       </w:pPr>
-    </w:p>
-    <w:p>
-      <w:pPr>
-        <w:rPr>
-          <w:lang w:val="ru-RU"/>
-        </w:rPr>
-      </w:pPr>
-      <w:r>
-        <w:rPr>
-          <w:lang w:val="ru-RU"/>
-        </w:rPr>
-        <w:t>Выполнение регламента</w:t>
-      </w:r>
-      <w:r>
-        <w:rPr>
-          <w:lang w:val="ru-RU"/>
-        </w:rPr>
-        <w:t xml:space="preserve"> </w:t>
-      </w:r>
-      <w:r>
-        <w:rPr>
-          <w:highlight w:val="lightGray"/>
-          <w:u w:val="single"/>
-          <w:lang w:val="ru-RU"/>
-        </w:rPr>
-        <w:t>12</w:t>
-      </w:r>
-      <w:r>
-        <w:rPr>
-          <w:highlight w:val="lightGray"/>
-          <w:u w:val="single"/>
-          <w:lang w:val="ru-RU"/>
-        </w:rPr>
-        <w:t xml:space="preserve"> потоков</w:t>
-      </w:r>
-      <w:r>
-        <w:rPr>
-          <w:u w:val="single"/>
-          <w:lang w:val="ru-RU"/>
-        </w:rPr>
-        <w:t xml:space="preserve"> 1000 договоров по 100 сделок</w:t>
-      </w:r>
-    </w:p>
-    <w:p>
-      <w:pPr>
-        <w:rPr>
-          <w:lang w:val="ru-RU"/>
-        </w:rPr>
-      </w:pPr>
-      <w:r>
-        <w:rPr>
-          <w:lang w:val="ru-RU"/>
-        </w:rPr>
-        <w:t xml:space="preserve"> - Открытие </w:t>
-      </w:r>
-      <w:r>
-        <w:rPr>
-          <w:lang w:val="ru-RU"/>
-        </w:rPr>
-        <w:t>25.03.2026 -</w:t>
-      </w:r>
-      <w:r>
-        <w:rPr>
-          <w:lang w:val="ru-RU"/>
-        </w:rPr>
-        <w:t xml:space="preserve"> </w:t>
-      </w:r>
-      <w:r>
-        <w:rPr>
-          <w:lang w:val="ru-RU"/>
-        </w:rPr>
-        <w:t>3</w:t>
-      </w:r>
-      <w:r>
-        <w:rPr>
-          <w:lang w:val="ru-RU"/>
-        </w:rPr>
-        <w:t>2 минуты</w:t>
-      </w:r>
-    </w:p>
-    <w:p>
-      <w:pPr>
-        <w:rPr>
-          <w:lang w:val="ru-RU"/>
-        </w:rPr>
-      </w:pPr>
-      <w:r>
-        <w:rPr>
-          <w:lang w:val="ru-RU"/>
+      <w:r>
+        <w:rPr>
+          <w:noProof/>
+          <w:lang w:val="ru-RU" w:eastAsia="ru-RU"/>
         </w:rPr>
         <w:drawing>
-          <wp:inline distT="0" distB="0" distL="0" distR="0" wp14:anchorId="04BCCEF1" wp14:editId="4F0820D6">
-            <wp:extent cx="6152515" cy="1287780"/>
-            <wp:effectExtent l="0" t="0" r="635" b="7620"/>
-            <wp:docPr id="6" name="Picture 6"/>
+          <wp:inline distT="0" distB="0" distL="0" distR="0" wp14:anchorId="03E3164A" wp14:editId="6113BE19">
+            <wp:extent cx="6152515" cy="2299970"/>
+            <wp:effectExtent l="0" t="0" r="635" b="5080"/>
+            <wp:docPr id="7" name="Picture 7"/>
             <wp:cNvGraphicFramePr>
               <a:graphicFrameLocks xmlns:a="http://schemas.openxmlformats.org/drawingml/2006/main" noChangeAspect="1"/>
             </wp:cNvGraphicFramePr>
@@ -655,7 +528,7 @@
                   <pic:spPr>
                     <a:xfrm>
                       <a:off x="0" y="0"/>
-                      <a:ext cx="6152515" cy="1287780"/>
+                      <a:ext cx="6152515" cy="2299970"/>
                     </a:xfrm>
                     <a:prstGeom prst="rect">
                       <a:avLst/>
@@ -674,17 +547,18 @@
           <w:lang w:val="ru-RU"/>
         </w:rPr>
       </w:pPr>
-      <w:r>
-        <w:rPr>
-          <w:lang w:val="ru-RU"/>
-        </w:rPr>
-        <w:t xml:space="preserve">- Исполнение </w:t>
-      </w:r>
-      <w:r>
-        <w:rPr>
-          <w:lang w:val="ru-RU"/>
-        </w:rPr>
-        <w:t>26.03.2026 -</w:t>
+    </w:p>
+    <w:p>
+      <w:pPr>
+        <w:rPr>
+          <w:lang w:val="ru-RU"/>
+        </w:rPr>
+      </w:pPr>
+      <w:r>
+        <w:rPr>
+          <w:lang w:val="ru-RU"/>
+        </w:rPr>
+        <w:t>Выполнение регламента</w:t>
       </w:r>
       <w:r>
         <w:rPr>
@@ -694,33 +568,73 @@
       </w:r>
       <w:r>
         <w:rPr>
-          <w:lang w:val="ru-RU"/>
-        </w:rPr>
-        <w:t>1 час 47</w:t>
-      </w:r>
-      <w:r>
-        <w:rPr>
-          <w:lang w:val="ru-RU"/>
-        </w:rPr>
-        <w:t xml:space="preserve"> мин</w:t>
-      </w:r>
-    </w:p>
-    <w:p>
-      <w:pPr>
-        <w:rPr>
-          <w:lang w:val="ru-RU"/>
-        </w:rPr>
-      </w:pPr>
-      <w:r>
-        <w:rPr>
-          <w:lang w:val="ru-RU"/>
-        </w:rPr>
-        <w:lastRenderedPageBreak/>
+          <w:highlight w:val="lightGray"/>
+          <w:u w:val="single"/>
+          <w:lang w:val="ru-RU"/>
+        </w:rPr>
+        <w:t>12 потоков</w:t>
+      </w:r>
+      <w:r>
+        <w:rPr>
+          <w:u w:val="single"/>
+          <w:lang w:val="ru-RU"/>
+        </w:rPr>
+        <w:t xml:space="preserve"> 1000 договоров по 100 сделок</w:t>
+      </w:r>
+    </w:p>
+    <w:p>
+      <w:pPr>
+        <w:rPr>
+          <w:lang w:val="ru-RU"/>
+        </w:rPr>
+      </w:pPr>
+      <w:r>
+        <w:rPr>
+          <w:lang w:val="ru-RU"/>
+        </w:rPr>
+        <w:t xml:space="preserve"> - Открытие </w:t>
+      </w:r>
+      <w:r>
+        <w:rPr>
+          <w:lang w:val="ru-RU"/>
+        </w:rPr>
+        <w:t>25.03.2026 -</w:t>
+      </w:r>
+      <w:r>
+        <w:rPr>
+          <w:lang w:val="ru-RU"/>
+        </w:rPr>
+        <w:t xml:space="preserve"> </w:t>
+      </w:r>
+      <w:r>
+        <w:rPr>
+          <w:lang w:val="ru-RU"/>
+        </w:rPr>
+        <w:t>3</w:t>
+      </w:r>
+      <w:r>
+        <w:rPr>
+          <w:lang w:val="ru-RU"/>
+        </w:rPr>
+        <w:t>2 минуты</w:t>
+      </w:r>
+    </w:p>
+    <w:p>
+      <w:pPr>
+        <w:rPr>
+          <w:lang w:val="ru-RU"/>
+        </w:rPr>
+      </w:pPr>
+      <w:r>
+        <w:rPr>
+          <w:noProof/>
+          <w:lang w:val="ru-RU" w:eastAsia="ru-RU"/>
+        </w:rPr>
         <w:drawing>
-          <wp:inline distT="0" distB="0" distL="0" distR="0" wp14:anchorId="1D795371" wp14:editId="6D200FE2">
-            <wp:extent cx="6152515" cy="1187450"/>
-            <wp:effectExtent l="0" t="0" r="635" b="0"/>
-            <wp:docPr id="8" name="Picture 8"/>
+          <wp:inline distT="0" distB="0" distL="0" distR="0" wp14:anchorId="04BCCEF1" wp14:editId="4F0820D6">
+            <wp:extent cx="6152515" cy="1287780"/>
+            <wp:effectExtent l="0" t="0" r="635" b="7620"/>
+            <wp:docPr id="6" name="Picture 6"/>
             <wp:cNvGraphicFramePr>
               <a:graphicFrameLocks xmlns:a="http://schemas.openxmlformats.org/drawingml/2006/main" noChangeAspect="1"/>
             </wp:cNvGraphicFramePr>
@@ -740,7 +654,7 @@
                   <pic:spPr>
                     <a:xfrm>
                       <a:off x="0" y="0"/>
-                      <a:ext cx="6152515" cy="1187450"/>
+                      <a:ext cx="6152515" cy="1287780"/>
                     </a:xfrm>
                     <a:prstGeom prst="rect">
                       <a:avLst/>
@@ -759,107 +673,54 @@
           <w:lang w:val="ru-RU"/>
         </w:rPr>
       </w:pPr>
-    </w:p>
-    <w:p>
-      <w:pPr>
-        <w:rPr>
-          <w:lang w:val="ru-RU"/>
-        </w:rPr>
-      </w:pPr>
-    </w:p>
-    <w:p>
-      <w:pPr>
-        <w:rPr>
-          <w:lang w:val="ru-RU"/>
-        </w:rPr>
-      </w:pPr>
-      <w:r>
-        <w:rPr>
-          <w:highlight w:val="yellow"/>
-          <w:lang w:val="ru-RU"/>
-        </w:rPr>
-        <w:t>Генерация</w:t>
-      </w:r>
-      <w:r>
-        <w:rPr>
-          <w:highlight w:val="yellow"/>
-          <w:lang w:val="ru-RU"/>
-        </w:rPr>
-        <w:t xml:space="preserve"> 26</w:t>
-      </w:r>
-      <w:r>
-        <w:rPr>
-          <w:highlight w:val="yellow"/>
-          <w:lang w:val="ru-RU"/>
-        </w:rPr>
-        <w:t>.03.2025</w:t>
-      </w:r>
-    </w:p>
-    <w:p>
-      <w:pPr>
-        <w:rPr>
-          <w:lang w:val="ru-RU"/>
-        </w:rPr>
-      </w:pPr>
-      <w:r>
-        <w:rPr>
-          <w:lang w:val="ru-RU"/>
-        </w:rPr>
-        <w:t xml:space="preserve">- Генерация – </w:t>
-      </w:r>
-      <w:r>
-        <w:rPr>
-          <w:lang w:val="ru-RU"/>
-        </w:rPr>
-        <w:t>9</w:t>
-      </w:r>
-      <w:r>
-        <w:rPr>
-          <w:lang w:val="ru-RU"/>
-        </w:rPr>
-        <w:t xml:space="preserve"> минут</w:t>
-      </w:r>
-    </w:p>
-    <w:p>
-      <w:pPr>
-        <w:rPr>
-          <w:lang w:val="ru-RU"/>
-        </w:rPr>
-      </w:pPr>
-      <w:r>
-        <w:rPr>
-          <w:lang w:val="ru-RU"/>
-        </w:rPr>
-        <w:t>- Создание сделок –</w:t>
-      </w:r>
-      <w:r>
-        <w:rPr>
-          <w:lang w:val="ru-RU"/>
-        </w:rPr>
-        <w:t>18</w:t>
-      </w:r>
-      <w:r>
-        <w:rPr>
-          <w:lang w:val="ru-RU"/>
-        </w:rPr>
-        <w:t xml:space="preserve"> минут</w:t>
-      </w:r>
-    </w:p>
-    <w:p>
-      <w:pPr>
-        <w:rPr>
-          <w:lang w:val="ru-RU"/>
-        </w:rPr>
-      </w:pPr>
-      <w:r>
-        <w:rPr>
-          <w:lang w:val="ru-RU"/>
-        </w:rPr>
+      <w:r>
+        <w:rPr>
+          <w:lang w:val="ru-RU"/>
+        </w:rPr>
+        <w:t xml:space="preserve">- Исполнение </w:t>
+      </w:r>
+      <w:r>
+        <w:rPr>
+          <w:lang w:val="ru-RU"/>
+        </w:rPr>
+        <w:t>26.03.2026 -</w:t>
+      </w:r>
+      <w:r>
+        <w:rPr>
+          <w:lang w:val="ru-RU"/>
+        </w:rPr>
+        <w:t xml:space="preserve"> </w:t>
+      </w:r>
+      <w:r>
+        <w:rPr>
+          <w:lang w:val="ru-RU"/>
+        </w:rPr>
+        <w:t>1 час 47</w:t>
+      </w:r>
+      <w:r>
+        <w:rPr>
+          <w:lang w:val="ru-RU"/>
+        </w:rPr>
+        <w:t xml:space="preserve"> мин</w:t>
+      </w:r>
+    </w:p>
+    <w:p>
+      <w:pPr>
+        <w:rPr>
+          <w:lang w:val="ru-RU"/>
+        </w:rPr>
+      </w:pPr>
+      <w:r>
+        <w:rPr>
+          <w:noProof/>
+          <w:lang w:val="ru-RU" w:eastAsia="ru-RU"/>
+        </w:rPr>
+        <w:lastRenderedPageBreak/>
         <w:drawing>
-          <wp:inline distT="0" distB="0" distL="0" distR="0" wp14:anchorId="1F0114E5" wp14:editId="1B0E84A8">
-            <wp:extent cx="6152515" cy="1169035"/>
+          <wp:inline distT="0" distB="0" distL="0" distR="0" wp14:anchorId="1D795371" wp14:editId="6D200FE2">
+            <wp:extent cx="6152515" cy="1187450"/>
             <wp:effectExtent l="0" t="0" r="635" b="0"/>
-            <wp:docPr id="12" name="Picture 12"/>
+            <wp:docPr id="8" name="Picture 8"/>
             <wp:cNvGraphicFramePr>
               <a:graphicFrameLocks xmlns:a="http://schemas.openxmlformats.org/drawingml/2006/main" noChangeAspect="1"/>
             </wp:cNvGraphicFramePr>
@@ -879,7 +740,7 @@
                   <pic:spPr>
                     <a:xfrm>
                       <a:off x="0" y="0"/>
-                      <a:ext cx="6152515" cy="1169035"/>
+                      <a:ext cx="6152515" cy="1187450"/>
                     </a:xfrm>
                     <a:prstGeom prst="rect">
                       <a:avLst/>
@@ -898,15 +759,94 @@
           <w:lang w:val="ru-RU"/>
         </w:rPr>
       </w:pPr>
-      <w:r>
-        <w:rPr>
-          <w:lang w:val="ru-RU"/>
+    </w:p>
+    <w:p>
+      <w:pPr>
+        <w:rPr>
+          <w:lang w:val="ru-RU"/>
+        </w:rPr>
+      </w:pPr>
+    </w:p>
+    <w:p>
+      <w:pPr>
+        <w:rPr>
+          <w:lang w:val="ru-RU"/>
+        </w:rPr>
+      </w:pPr>
+      <w:r>
+        <w:rPr>
+          <w:highlight w:val="yellow"/>
+          <w:lang w:val="ru-RU"/>
+        </w:rPr>
+        <w:t>Генерация 26.03.2025</w:t>
+      </w:r>
+    </w:p>
+    <w:p>
+      <w:pPr>
+        <w:rPr>
+          <w:lang w:val="ru-RU"/>
+        </w:rPr>
+      </w:pPr>
+      <w:r>
+        <w:rPr>
+          <w:lang w:val="ru-RU"/>
+        </w:rPr>
+        <w:t xml:space="preserve">- Генерация – </w:t>
+      </w:r>
+      <w:r>
+        <w:rPr>
+          <w:lang w:val="ru-RU"/>
+        </w:rPr>
+        <w:t>9</w:t>
+      </w:r>
+      <w:r>
+        <w:rPr>
+          <w:lang w:val="ru-RU"/>
+        </w:rPr>
+        <w:t xml:space="preserve"> минут</w:t>
+      </w:r>
+    </w:p>
+    <w:p>
+      <w:pPr>
+        <w:rPr>
+          <w:lang w:val="ru-RU"/>
+        </w:rPr>
+      </w:pPr>
+      <w:r>
+        <w:rPr>
+          <w:lang w:val="ru-RU"/>
+        </w:rPr>
+        <w:t>- Создание сделок –</w:t>
+      </w:r>
+      <w:r>
+        <w:rPr>
+          <w:lang w:val="ru-RU"/>
+        </w:rPr>
+        <w:t>18</w:t>
+      </w:r>
+      <w:r>
+        <w:rPr>
+          <w:lang w:val="ru-RU"/>
+        </w:rPr>
+        <w:t xml:space="preserve"> минут</w:t>
+      </w:r>
+    </w:p>
+    <w:p>
+      <w:pPr>
+        <w:rPr>
+          <w:lang w:val="ru-RU"/>
+        </w:rPr>
+      </w:pPr>
+      <w:r>
+        <w:rPr>
+          <w:noProof/>
+          <w:lang w:val="ru-RU" w:eastAsia="ru-RU"/>
         </w:rPr>
         <w:drawing>
-          <wp:inline distT="0" distB="0" distL="0" distR="0" wp14:anchorId="4BF3B08A" wp14:editId="4013B8B3">
-            <wp:extent cx="6152515" cy="2304415"/>
-            <wp:effectExtent l="0" t="0" r="635" b="635"/>
-            <wp:docPr id="14" name="Picture 14"/>
+          <wp:inline distT="0" distB="0" distL="0" distR="0" wp14:anchorId="1F0114E5" wp14:editId="1B0E84A8">
+            <wp:extent cx="6152515" cy="1169035"/>
+            <wp:effectExtent l="0" t="0" r="635" b="0"/>
+            <wp:docPr id="12" name="Picture 12"/>
             <wp:cNvGraphicFramePr>
               <a:graphicFrameLocks xmlns:a="http://schemas.openxmlformats.org/drawingml/2006/main" noChangeAspect="1"/>
             </wp:cNvGraphicFramePr>
@@ -926,7 +866,7 @@
                   <pic:spPr>
                     <a:xfrm>
                       <a:off x="0" y="0"/>
-                      <a:ext cx="6152515" cy="2304415"/>
+                      <a:ext cx="6152515" cy="1169035"/>
                     </a:xfrm>
                     <a:prstGeom prst="rect">
                       <a:avLst/>
@@ -945,90 +885,16 @@
           <w:lang w:val="ru-RU"/>
         </w:rPr>
       </w:pPr>
-    </w:p>
-    <w:p>
-      <w:pPr>
-        <w:rPr>
-          <w:lang w:val="ru-RU"/>
-        </w:rPr>
-      </w:pPr>
-      <w:r>
-        <w:rPr>
-          <w:lang w:val="ru-RU"/>
-        </w:rPr>
-        <w:t xml:space="preserve">Выполнение регламента </w:t>
-      </w:r>
-      <w:r>
-        <w:rPr>
-          <w:highlight w:val="lightGray"/>
-          <w:u w:val="single"/>
-          <w:lang w:val="ru-RU"/>
-        </w:rPr>
-        <w:t>6</w:t>
-      </w:r>
-      <w:r>
-        <w:rPr>
-          <w:highlight w:val="lightGray"/>
-          <w:u w:val="single"/>
-          <w:lang w:val="ru-RU"/>
-        </w:rPr>
-        <w:t xml:space="preserve"> потоков</w:t>
-      </w:r>
-      <w:r>
-        <w:rPr>
-          <w:u w:val="single"/>
-          <w:lang w:val="ru-RU"/>
-        </w:rPr>
-        <w:t xml:space="preserve"> 1000 договоров по 100 сделок</w:t>
-      </w:r>
-    </w:p>
-    <w:p>
-      <w:pPr>
-        <w:rPr>
-          <w:lang w:val="ru-RU"/>
-        </w:rPr>
-      </w:pPr>
-      <w:r>
-        <w:rPr>
-          <w:lang w:val="ru-RU"/>
-        </w:rPr>
-        <w:t xml:space="preserve"> - Открытие </w:t>
-      </w:r>
-      <w:r>
-        <w:rPr>
-          <w:lang w:val="ru-RU"/>
-        </w:rPr>
-        <w:t>26</w:t>
-      </w:r>
-      <w:r>
-        <w:rPr>
-          <w:lang w:val="ru-RU"/>
-        </w:rPr>
-        <w:t xml:space="preserve">.03.2026 - </w:t>
-      </w:r>
-      <w:r>
-        <w:rPr>
-          <w:lang w:val="ru-RU"/>
-        </w:rPr>
-        <w:t>59 минут</w:t>
-      </w:r>
-    </w:p>
-    <w:p>
-      <w:pPr>
-        <w:rPr>
-          <w:lang w:val="ru-RU"/>
-        </w:rPr>
-      </w:pPr>
-      <w:r>
-        <w:rPr>
-          <w:lang w:val="ru-RU"/>
-        </w:rPr>
-        <w:lastRenderedPageBreak/>
+      <w:r>
+        <w:rPr>
+          <w:noProof/>
+          <w:lang w:val="ru-RU" w:eastAsia="ru-RU"/>
+        </w:rPr>
         <w:drawing>
-          <wp:inline distT="0" distB="0" distL="0" distR="0" wp14:anchorId="5091E899" wp14:editId="35CEB81F">
-            <wp:extent cx="6152515" cy="1340485"/>
-            <wp:effectExtent l="0" t="0" r="635" b="0"/>
-            <wp:docPr id="13" name="Picture 13"/>
+          <wp:inline distT="0" distB="0" distL="0" distR="0" wp14:anchorId="4BF3B08A" wp14:editId="4013B8B3">
+            <wp:extent cx="6152515" cy="2304415"/>
+            <wp:effectExtent l="0" t="0" r="635" b="635"/>
+            <wp:docPr id="14" name="Picture 14"/>
             <wp:cNvGraphicFramePr>
               <a:graphicFrameLocks xmlns:a="http://schemas.openxmlformats.org/drawingml/2006/main" noChangeAspect="1"/>
             </wp:cNvGraphicFramePr>
@@ -1048,7 +914,7 @@
                   <pic:spPr>
                     <a:xfrm>
                       <a:off x="0" y="0"/>
-                      <a:ext cx="6152515" cy="1340485"/>
+                      <a:ext cx="6152515" cy="2304415"/>
                     </a:xfrm>
                     <a:prstGeom prst="rect">
                       <a:avLst/>
@@ -1067,64 +933,71 @@
           <w:lang w:val="ru-RU"/>
         </w:rPr>
       </w:pPr>
-      <w:r>
-        <w:rPr>
-          <w:lang w:val="ru-RU"/>
-        </w:rPr>
-        <w:t xml:space="preserve">- Исполнение </w:t>
-      </w:r>
-      <w:r>
-        <w:rPr>
-          <w:lang w:val="ru-RU"/>
-        </w:rPr>
-        <w:t>27</w:t>
-      </w:r>
-      <w:r>
-        <w:rPr>
-          <w:lang w:val="ru-RU"/>
-        </w:rPr>
-        <w:t xml:space="preserve">.03.2026 - </w:t>
-      </w:r>
-      <w:r>
-        <w:rPr>
-          <w:lang w:val="ru-RU"/>
-        </w:rPr>
-        <w:t>4</w:t>
-      </w:r>
-      <w:r>
-        <w:rPr>
-          <w:lang w:val="ru-RU"/>
-        </w:rPr>
-        <w:t xml:space="preserve"> час </w:t>
-      </w:r>
-      <w:r>
-        <w:rPr>
-          <w:lang w:val="ru-RU"/>
-        </w:rPr>
-        <w:t>12</w:t>
-      </w:r>
-      <w:r>
-        <w:rPr>
-          <w:lang w:val="ru-RU"/>
-        </w:rPr>
-        <w:t xml:space="preserve"> мин</w:t>
-      </w:r>
-    </w:p>
-    <w:p>
-      <w:pPr>
-        <w:rPr>
-          <w:lang w:val="ru-RU"/>
-        </w:rPr>
-      </w:pPr>
-      <w:r>
-        <w:rPr>
-          <w:lang w:val="ru-RU"/>
-        </w:rPr>
+    </w:p>
+    <w:p>
+      <w:pPr>
+        <w:rPr>
+          <w:lang w:val="ru-RU"/>
+        </w:rPr>
+      </w:pPr>
+      <w:r>
+        <w:rPr>
+          <w:lang w:val="ru-RU"/>
+        </w:rPr>
+        <w:t xml:space="preserve">Выполнение регламента </w:t>
+      </w:r>
+      <w:r>
+        <w:rPr>
+          <w:highlight w:val="lightGray"/>
+          <w:u w:val="single"/>
+          <w:lang w:val="ru-RU"/>
+        </w:rPr>
+        <w:t>6 потоков</w:t>
+      </w:r>
+      <w:r>
+        <w:rPr>
+          <w:u w:val="single"/>
+          <w:lang w:val="ru-RU"/>
+        </w:rPr>
+        <w:t xml:space="preserve"> 1000 договоров по 100 сделок</w:t>
+      </w:r>
+    </w:p>
+    <w:p>
+      <w:pPr>
+        <w:rPr>
+          <w:lang w:val="ru-RU"/>
+        </w:rPr>
+      </w:pPr>
+      <w:r>
+        <w:rPr>
+          <w:lang w:val="ru-RU"/>
+        </w:rPr>
+        <w:t xml:space="preserve"> - Открытие 26.03.2026 - </w:t>
+      </w:r>
+      <w:r>
+        <w:rPr>
+          <w:lang w:val="ru-RU"/>
+        </w:rPr>
+        <w:t>59 минут</w:t>
+      </w:r>
+    </w:p>
+    <w:p>
+      <w:pPr>
+        <w:rPr>
+          <w:lang w:val="ru-RU"/>
+        </w:rPr>
+      </w:pPr>
+      <w:r>
+        <w:rPr>
+          <w:noProof/>
+          <w:lang w:val="ru-RU" w:eastAsia="ru-RU"/>
+        </w:rPr>
+        <w:lastRenderedPageBreak/>
         <w:drawing>
-          <wp:inline distT="0" distB="0" distL="0" distR="0" wp14:anchorId="6D657277" wp14:editId="2F376311">
-            <wp:extent cx="6152515" cy="1224280"/>
+          <wp:inline distT="0" distB="0" distL="0" distR="0" wp14:anchorId="5091E899" wp14:editId="35CEB81F">
+            <wp:extent cx="6152515" cy="1340485"/>
             <wp:effectExtent l="0" t="0" r="635" b="0"/>
-            <wp:docPr id="18" name="Picture 18"/>
+            <wp:docPr id="13" name="Picture 13"/>
             <wp:cNvGraphicFramePr>
               <a:graphicFrameLocks xmlns:a="http://schemas.openxmlformats.org/drawingml/2006/main" noChangeAspect="1"/>
             </wp:cNvGraphicFramePr>
@@ -1144,7 +1017,7 @@
                   <pic:spPr>
                     <a:xfrm>
                       <a:off x="0" y="0"/>
-                      <a:ext cx="6152515" cy="1224280"/>
+                      <a:ext cx="6152515" cy="1340485"/>
                     </a:xfrm>
                     <a:prstGeom prst="rect">
                       <a:avLst/>
@@ -1163,121 +1036,53 @@
           <w:lang w:val="ru-RU"/>
         </w:rPr>
       </w:pPr>
-    </w:p>
-    <w:p>
-      <w:pPr>
-        <w:rPr>
-          <w:lang w:val="ru-RU"/>
-        </w:rPr>
-      </w:pPr>
-    </w:p>
-    <w:p>
-      <w:pPr>
-        <w:rPr>
-          <w:lang w:val="ru-RU"/>
-        </w:rPr>
-      </w:pPr>
-    </w:p>
-    <w:p>
-      <w:pPr>
-        <w:rPr>
-          <w:lang w:val="ru-RU"/>
-        </w:rPr>
-      </w:pPr>
-      <w:r>
-        <w:rPr>
-          <w:highlight w:val="green"/>
-          <w:lang w:val="ru-RU"/>
-        </w:rPr>
-        <w:t>Генерация 27</w:t>
-      </w:r>
-      <w:r>
-        <w:rPr>
-          <w:highlight w:val="green"/>
-          <w:lang w:val="ru-RU"/>
-        </w:rPr>
-        <w:t>.03.2025</w:t>
-      </w:r>
-    </w:p>
-    <w:p>
-      <w:pPr>
-        <w:rPr>
-          <w:lang w:val="ru-RU"/>
-        </w:rPr>
-      </w:pPr>
-      <w:r>
-        <w:rPr>
-          <w:lang w:val="ru-RU"/>
-        </w:rPr>
-        <w:t xml:space="preserve"> - Генерация –</w:t>
-      </w:r>
-      <w:r>
-        <w:rPr>
-          <w:lang w:val="ru-RU"/>
-        </w:rPr>
-        <w:t xml:space="preserve"> </w:t>
-      </w:r>
-      <w:proofErr w:type="gramStart"/>
-      <w:r>
-        <w:rPr>
-          <w:lang w:val="ru-RU"/>
-        </w:rPr>
-        <w:t xml:space="preserve">9 </w:t>
-      </w:r>
-      <w:r>
-        <w:rPr>
-          <w:lang w:val="ru-RU"/>
-        </w:rPr>
-        <w:t xml:space="preserve"> минут</w:t>
-      </w:r>
-      <w:proofErr w:type="gramEnd"/>
-    </w:p>
-    <w:p>
-      <w:pPr>
-        <w:rPr>
-          <w:lang w:val="ru-RU"/>
-        </w:rPr>
-      </w:pPr>
-      <w:r>
-        <w:rPr>
-          <w:lang w:val="ru-RU"/>
-        </w:rPr>
-        <w:t>- Создание сделок –</w:t>
-      </w:r>
-      <w:r>
-        <w:rPr>
-          <w:lang w:val="ru-RU"/>
-        </w:rPr>
-        <w:t xml:space="preserve"> </w:t>
-      </w:r>
-      <w:r>
-        <w:rPr>
-          <w:lang w:val="ru-RU"/>
-        </w:rPr>
-        <w:t>20</w:t>
-      </w:r>
-      <w:r>
-        <w:rPr>
-          <w:lang w:val="ru-RU"/>
-        </w:rPr>
-        <w:t xml:space="preserve"> минут</w:t>
-      </w:r>
-    </w:p>
-    <w:p>
-      <w:pPr>
-        <w:rPr>
-          <w:lang w:val="ru-RU"/>
-        </w:rPr>
-      </w:pPr>
-      <w:r>
-        <w:rPr>
-          <w:lang w:val="ru-RU"/>
+      <w:r>
+        <w:rPr>
+          <w:lang w:val="ru-RU"/>
+        </w:rPr>
+        <w:t xml:space="preserve">- Исполнение 27.03.2026 - </w:t>
+      </w:r>
+      <w:r>
+        <w:rPr>
+          <w:lang w:val="ru-RU"/>
+        </w:rPr>
+        <w:t>4</w:t>
+      </w:r>
+      <w:r>
+        <w:rPr>
+          <w:lang w:val="ru-RU"/>
+        </w:rPr>
+        <w:t xml:space="preserve"> час </w:t>
+      </w:r>
+      <w:r>
+        <w:rPr>
+          <w:lang w:val="ru-RU"/>
+        </w:rPr>
+        <w:t>12</w:t>
+      </w:r>
+      <w:r>
+        <w:rPr>
+          <w:lang w:val="ru-RU"/>
+        </w:rPr>
+        <w:t xml:space="preserve"> мин</w:t>
+      </w:r>
+    </w:p>
+    <w:p>
+      <w:pPr>
+        <w:rPr>
+          <w:lang w:val="ru-RU"/>
+        </w:rPr>
+      </w:pPr>
+      <w:r>
+        <w:rPr>
+          <w:noProof/>
+          <w:lang w:val="ru-RU" w:eastAsia="ru-RU"/>
         </w:rPr>
         <w:drawing>
-          <wp:inline distT="0" distB="0" distL="0" distR="0" wp14:anchorId="465AEBBE" wp14:editId="46FB3EE3">
-            <wp:extent cx="6152515" cy="569595"/>
-            <wp:effectExtent l="0" t="0" r="635" b="1905"/>
-            <wp:docPr id="19" name="Picture 19"/>
+          <wp:inline distT="0" distB="0" distL="0" distR="0" wp14:anchorId="6D657277" wp14:editId="2F376311">
+            <wp:extent cx="6152515" cy="1224280"/>
+            <wp:effectExtent l="0" t="0" r="635" b="0"/>
+            <wp:docPr id="18" name="Picture 18"/>
             <wp:cNvGraphicFramePr>
               <a:graphicFrameLocks xmlns:a="http://schemas.openxmlformats.org/drawingml/2006/main" noChangeAspect="1"/>
             </wp:cNvGraphicFramePr>
@@ -1297,7 +1102,7 @@
                   <pic:spPr>
                     <a:xfrm>
                       <a:off x="0" y="0"/>
-                      <a:ext cx="6152515" cy="569595"/>
+                      <a:ext cx="6152515" cy="1224280"/>
                     </a:xfrm>
                     <a:prstGeom prst="rect">
                       <a:avLst/>
@@ -1316,15 +1121,110 @@
           <w:lang w:val="ru-RU"/>
         </w:rPr>
       </w:pPr>
-      <w:r>
-        <w:rPr>
-          <w:lang w:val="ru-RU"/>
+    </w:p>
+    <w:p>
+      <w:pPr>
+        <w:rPr>
+          <w:lang w:val="ru-RU"/>
+        </w:rPr>
+      </w:pPr>
+    </w:p>
+    <w:p>
+      <w:pPr>
+        <w:rPr>
+          <w:lang w:val="ru-RU"/>
+        </w:rPr>
+      </w:pPr>
+    </w:p>
+    <w:p>
+      <w:pPr>
+        <w:rPr>
+          <w:lang w:val="ru-RU"/>
+        </w:rPr>
+      </w:pPr>
+      <w:r>
+        <w:rPr>
+          <w:highlight w:val="green"/>
+          <w:lang w:val="ru-RU"/>
+        </w:rPr>
+        <w:t>Генерация 27</w:t>
+      </w:r>
+      <w:r>
+        <w:rPr>
+          <w:highlight w:val="green"/>
+          <w:lang w:val="ru-RU"/>
+        </w:rPr>
+        <w:t>.03.2025</w:t>
+      </w:r>
+    </w:p>
+    <w:p>
+      <w:pPr>
+        <w:rPr>
+          <w:lang w:val="ru-RU"/>
+        </w:rPr>
+      </w:pPr>
+      <w:r>
+        <w:rPr>
+          <w:lang w:val="ru-RU"/>
+        </w:rPr>
+        <w:t xml:space="preserve"> - Генерация – </w:t>
+      </w:r>
+      <w:proofErr w:type="gramStart"/>
+      <w:r>
+        <w:rPr>
+          <w:lang w:val="ru-RU"/>
+        </w:rPr>
+        <w:t xml:space="preserve">9 </w:t>
+      </w:r>
+      <w:r>
+        <w:rPr>
+          <w:lang w:val="ru-RU"/>
+        </w:rPr>
+        <w:t xml:space="preserve"> минут</w:t>
+      </w:r>
+      <w:proofErr w:type="gramEnd"/>
+    </w:p>
+    <w:p>
+      <w:pPr>
+        <w:rPr>
+          <w:lang w:val="ru-RU"/>
+        </w:rPr>
+      </w:pPr>
+      <w:r>
+        <w:rPr>
+          <w:lang w:val="ru-RU"/>
+        </w:rPr>
+        <w:t xml:space="preserve">- Создание сделок – </w:t>
+      </w:r>
+      <w:r>
+        <w:rPr>
+          <w:lang w:val="ru-RU"/>
+        </w:rPr>
+        <w:t>20</w:t>
+      </w:r>
+      <w:r>
+        <w:rPr>
+          <w:lang w:val="ru-RU"/>
+        </w:rPr>
+        <w:t xml:space="preserve"> минут</w:t>
+      </w:r>
+    </w:p>
+    <w:p>
+      <w:pPr>
+        <w:rPr>
+          <w:lang w:val="ru-RU"/>
+        </w:rPr>
+      </w:pPr>
+      <w:r>
+        <w:rPr>
+          <w:noProof/>
+          <w:lang w:val="ru-RU" w:eastAsia="ru-RU"/>
         </w:rPr>
         <w:drawing>
-          <wp:inline distT="0" distB="0" distL="0" distR="0" wp14:anchorId="3E721C85" wp14:editId="1B8E1EF0">
-            <wp:extent cx="6152515" cy="2449830"/>
-            <wp:effectExtent l="0" t="0" r="635" b="7620"/>
-            <wp:docPr id="21" name="Picture 21"/>
+          <wp:inline distT="0" distB="0" distL="0" distR="0" wp14:anchorId="465AEBBE" wp14:editId="46FB3EE3">
+            <wp:extent cx="6152515" cy="569595"/>
+            <wp:effectExtent l="0" t="0" r="635" b="1905"/>
+            <wp:docPr id="19" name="Picture 19"/>
             <wp:cNvGraphicFramePr>
               <a:graphicFrameLocks xmlns:a="http://schemas.openxmlformats.org/drawingml/2006/main" noChangeAspect="1"/>
             </wp:cNvGraphicFramePr>
@@ -1344,7 +1244,7 @@
                   <pic:spPr>
                     <a:xfrm>
                       <a:off x="0" y="0"/>
-                      <a:ext cx="6152515" cy="2449830"/>
+                      <a:ext cx="6152515" cy="569595"/>
                     </a:xfrm>
                     <a:prstGeom prst="rect">
                       <a:avLst/>
@@ -1363,126 +1263,16 @@
           <w:lang w:val="ru-RU"/>
         </w:rPr>
       </w:pPr>
-    </w:p>
-    <w:p>
-      <w:pPr>
-        <w:rPr>
-          <w:lang w:val="ru-RU"/>
-        </w:rPr>
-      </w:pPr>
-      <w:r>
-        <w:rPr>
-          <w:lang w:val="ru-RU"/>
-        </w:rPr>
-        <w:t xml:space="preserve">Выполнение регламента </w:t>
-      </w:r>
-      <w:r>
-        <w:rPr>
-          <w:highlight w:val="lightGray"/>
-          <w:u w:val="single"/>
-          <w:lang w:val="ru-RU"/>
-        </w:rPr>
-        <w:t>1</w:t>
-      </w:r>
-      <w:r>
-        <w:rPr>
-          <w:highlight w:val="lightGray"/>
-          <w:u w:val="single"/>
-          <w:lang w:val="ru-RU"/>
-        </w:rPr>
-        <w:t>0 потоков</w:t>
-      </w:r>
-      <w:r>
-        <w:rPr>
-          <w:u w:val="single"/>
-          <w:lang w:val="ru-RU"/>
-        </w:rPr>
-        <w:t xml:space="preserve"> </w:t>
-      </w:r>
-      <w:r>
-        <w:rPr>
-          <w:u w:val="single"/>
-          <w:lang w:val="ru-RU"/>
-        </w:rPr>
-        <w:t>3031</w:t>
-      </w:r>
-      <w:r>
-        <w:rPr>
-          <w:u w:val="single"/>
-          <w:lang w:val="ru-RU"/>
-        </w:rPr>
-        <w:t xml:space="preserve"> договоров по </w:t>
-      </w:r>
-      <w:r>
-        <w:rPr>
-          <w:u w:val="single"/>
-          <w:lang w:val="ru-RU"/>
-        </w:rPr>
-        <w:t>33</w:t>
-      </w:r>
-      <w:r>
-        <w:rPr>
-          <w:u w:val="single"/>
-          <w:lang w:val="ru-RU"/>
-        </w:rPr>
-        <w:t xml:space="preserve"> сделок</w:t>
-      </w:r>
-    </w:p>
-    <w:p>
-      <w:pPr>
-        <w:rPr>
-          <w:lang w:val="ru-RU"/>
-        </w:rPr>
-      </w:pPr>
-      <w:r>
-        <w:rPr>
-          <w:lang w:val="ru-RU"/>
-        </w:rPr>
-        <w:lastRenderedPageBreak/>
-        <w:t xml:space="preserve"> - Открытие </w:t>
-      </w:r>
-      <w:proofErr w:type="gramStart"/>
-      <w:r>
-        <w:rPr>
-          <w:lang w:val="ru-RU"/>
-        </w:rPr>
-        <w:t>27</w:t>
-      </w:r>
-      <w:r>
-        <w:rPr>
-          <w:lang w:val="ru-RU"/>
-        </w:rPr>
-        <w:t>.03.2026  -</w:t>
-      </w:r>
-      <w:proofErr w:type="gramEnd"/>
-      <w:r>
-        <w:rPr>
-          <w:lang w:val="ru-RU"/>
-        </w:rPr>
-        <w:t xml:space="preserve"> </w:t>
-      </w:r>
-      <w:r>
-        <w:rPr>
-          <w:lang w:val="ru-RU"/>
-        </w:rPr>
-        <w:t>38 минут</w:t>
-      </w:r>
-    </w:p>
-    <w:p>
-      <w:pPr>
-        <w:rPr>
-          <w:lang w:val="ru-RU"/>
-        </w:rPr>
-      </w:pPr>
-      <w:r>
-        <w:rPr>
-          <w:lang w:val="ru-RU"/>
+      <w:r>
+        <w:rPr>
+          <w:noProof/>
+          <w:lang w:val="ru-RU" w:eastAsia="ru-RU"/>
         </w:rPr>
         <w:drawing>
-          <wp:inline distT="0" distB="0" distL="0" distR="0" wp14:anchorId="25BFE973" wp14:editId="0ED49DA6">
-            <wp:extent cx="6152515" cy="1263650"/>
-            <wp:effectExtent l="0" t="0" r="635" b="0"/>
-            <wp:docPr id="20" name="Picture 20"/>
+          <wp:inline distT="0" distB="0" distL="0" distR="0" wp14:anchorId="3E721C85" wp14:editId="1B8E1EF0">
+            <wp:extent cx="6152515" cy="2449830"/>
+            <wp:effectExtent l="0" t="0" r="635" b="7620"/>
+            <wp:docPr id="21" name="Picture 21"/>
             <wp:cNvGraphicFramePr>
               <a:graphicFrameLocks xmlns:a="http://schemas.openxmlformats.org/drawingml/2006/main" noChangeAspect="1"/>
             </wp:cNvGraphicFramePr>
@@ -1502,7 +1292,7 @@
                   <pic:spPr>
                     <a:xfrm>
                       <a:off x="0" y="0"/>
-                      <a:ext cx="6152515" cy="1263650"/>
+                      <a:ext cx="6152515" cy="2449830"/>
                     </a:xfrm>
                     <a:prstGeom prst="rect">
                       <a:avLst/>
@@ -1521,58 +1311,121 @@
           <w:lang w:val="ru-RU"/>
         </w:rPr>
       </w:pPr>
-      <w:r>
-        <w:rPr>
-          <w:lang w:val="ru-RU"/>
-        </w:rPr>
-        <w:t>- Исполнение 30</w:t>
-      </w:r>
-      <w:r>
-        <w:rPr>
-          <w:lang w:val="ru-RU"/>
-        </w:rPr>
-        <w:t xml:space="preserve">.03.2026  - </w:t>
-      </w:r>
-      <w:r>
-        <w:rPr>
-          <w:lang w:val="ru-RU"/>
-        </w:rPr>
-        <w:t xml:space="preserve">  </w:t>
-      </w:r>
-      <w:r>
-        <w:t>2</w:t>
-      </w:r>
-      <w:r>
-        <w:rPr>
-          <w:lang w:val="ru-RU"/>
-        </w:rPr>
-        <w:t xml:space="preserve">  час </w:t>
-      </w:r>
-      <w:r>
-        <w:t xml:space="preserve">19 </w:t>
-      </w:r>
-      <w:bookmarkStart w:id="0" w:name="_GoBack"/>
-      <w:bookmarkEnd w:id="0"/>
-      <w:r>
-        <w:rPr>
+    </w:p>
+    <w:p>
+      <w:pPr>
+        <w:rPr>
+          <w:lang w:val="ru-RU"/>
+        </w:rPr>
+      </w:pPr>
+      <w:r>
+        <w:rPr>
+          <w:lang w:val="ru-RU"/>
+        </w:rPr>
+        <w:t xml:space="preserve">Выполнение регламента </w:t>
+      </w:r>
+      <w:r>
+        <w:rPr>
+          <w:highlight w:val="lightGray"/>
+          <w:u w:val="single"/>
+          <w:lang w:val="ru-RU"/>
+        </w:rPr>
+        <w:t>1</w:t>
+      </w:r>
+      <w:r>
+        <w:rPr>
+          <w:highlight w:val="lightGray"/>
+          <w:u w:val="single"/>
+          <w:lang w:val="ru-RU"/>
+        </w:rPr>
+        <w:t>0 потоков</w:t>
+      </w:r>
+      <w:r>
+        <w:rPr>
+          <w:u w:val="single"/>
           <w:lang w:val="ru-RU"/>
         </w:rPr>
         <w:t xml:space="preserve"> </w:t>
       </w:r>
       <w:r>
         <w:rPr>
-          <w:lang w:val="ru-RU"/>
-        </w:rPr>
-        <w:t xml:space="preserve"> мин</w:t>
-      </w:r>
-    </w:p>
-    <w:p>
-      <w:r>
+          <w:u w:val="single"/>
+          <w:lang w:val="ru-RU"/>
+        </w:rPr>
+        <w:t>3031</w:t>
+      </w:r>
+      <w:r>
+        <w:rPr>
+          <w:u w:val="single"/>
+          <w:lang w:val="ru-RU"/>
+        </w:rPr>
+        <w:t xml:space="preserve"> договоров по </w:t>
+      </w:r>
+      <w:r>
+        <w:rPr>
+          <w:u w:val="single"/>
+          <w:lang w:val="ru-RU"/>
+        </w:rPr>
+        <w:t>33</w:t>
+      </w:r>
+      <w:r>
+        <w:rPr>
+          <w:u w:val="single"/>
+          <w:lang w:val="ru-RU"/>
+        </w:rPr>
+        <w:t xml:space="preserve"> сделок</w:t>
+      </w:r>
+    </w:p>
+    <w:p>
+      <w:pPr>
+        <w:rPr>
+          <w:lang w:val="ru-RU"/>
+        </w:rPr>
+      </w:pPr>
+      <w:r>
+        <w:rPr>
+          <w:lang w:val="ru-RU"/>
+        </w:rPr>
+        <w:lastRenderedPageBreak/>
+        <w:t xml:space="preserve"> - Открытие </w:t>
+      </w:r>
+      <w:proofErr w:type="gramStart"/>
+      <w:r>
+        <w:rPr>
+          <w:lang w:val="ru-RU"/>
+        </w:rPr>
+        <w:t>27.03.2026  -</w:t>
+      </w:r>
+      <w:proofErr w:type="gramEnd"/>
+      <w:r>
+        <w:rPr>
+          <w:lang w:val="ru-RU"/>
+        </w:rPr>
+        <w:t xml:space="preserve"> </w:t>
+      </w:r>
+      <w:r>
+        <w:rPr>
+          <w:lang w:val="ru-RU"/>
+        </w:rPr>
+        <w:t>38 минут</w:t>
+      </w:r>
+    </w:p>
+    <w:p>
+      <w:pPr>
+        <w:rPr>
+          <w:lang w:val="ru-RU"/>
+        </w:rPr>
+      </w:pPr>
+      <w:r>
+        <w:rPr>
+          <w:noProof/>
+          <w:lang w:val="ru-RU" w:eastAsia="ru-RU"/>
+        </w:rPr>
         <w:drawing>
-          <wp:inline distT="0" distB="0" distL="0" distR="0" wp14:anchorId="3AF7B69B" wp14:editId="2242B019">
-            <wp:extent cx="6152515" cy="1229360"/>
-            <wp:effectExtent l="0" t="0" r="635" b="8890"/>
-            <wp:docPr id="22" name="Picture 22"/>
+          <wp:inline distT="0" distB="0" distL="0" distR="0" wp14:anchorId="25BFE973" wp14:editId="0ED49DA6">
+            <wp:extent cx="6152515" cy="1263650"/>
+            <wp:effectExtent l="0" t="0" r="635" b="0"/>
+            <wp:docPr id="20" name="Picture 20"/>
             <wp:cNvGraphicFramePr>
               <a:graphicFrameLocks xmlns:a="http://schemas.openxmlformats.org/drawingml/2006/main" noChangeAspect="1"/>
             </wp:cNvGraphicFramePr>
@@ -1592,6 +1445,80 @@
                   <pic:spPr>
                     <a:xfrm>
                       <a:off x="0" y="0"/>
+                      <a:ext cx="6152515" cy="1263650"/>
+                    </a:xfrm>
+                    <a:prstGeom prst="rect">
+                      <a:avLst/>
+                    </a:prstGeom>
+                  </pic:spPr>
+                </pic:pic>
+              </a:graphicData>
+            </a:graphic>
+          </wp:inline>
+        </w:drawing>
+      </w:r>
+    </w:p>
+    <w:p>
+      <w:pPr>
+        <w:rPr>
+          <w:lang w:val="ru-RU"/>
+        </w:rPr>
+      </w:pPr>
+      <w:r>
+        <w:rPr>
+          <w:lang w:val="ru-RU"/>
+        </w:rPr>
+        <w:t xml:space="preserve">- Исполнение 30.03.2026  -   </w:t>
+      </w:r>
+      <w:r>
+        <w:t>2</w:t>
+      </w:r>
+      <w:r>
+        <w:rPr>
+          <w:lang w:val="ru-RU"/>
+        </w:rPr>
+        <w:t xml:space="preserve">  час </w:t>
+      </w:r>
+      <w:r>
+        <w:t xml:space="preserve">19 </w:t>
+      </w:r>
+      <w:r>
+        <w:rPr>
+          <w:lang w:val="ru-RU"/>
+        </w:rPr>
+        <w:t xml:space="preserve">  мин</w:t>
+      </w:r>
+    </w:p>
+    <w:p>
+      <w:r>
+        <w:rPr>
+          <w:noProof/>
+          <w:lang w:val="ru-RU" w:eastAsia="ru-RU"/>
+        </w:rPr>
+        <w:drawing>
+          <wp:inline distT="0" distB="0" distL="0" distR="0" wp14:anchorId="3AF7B69B" wp14:editId="2242B019">
+            <wp:extent cx="6152515" cy="1229360"/>
+            <wp:effectExtent l="0" t="0" r="635" b="8890"/>
+            <wp:docPr id="22" name="Picture 22"/>
+            <wp:cNvGraphicFramePr>
+              <a:graphicFrameLocks xmlns:a="http://schemas.openxmlformats.org/drawingml/2006/main" noChangeAspect="1"/>
+            </wp:cNvGraphicFramePr>
+            <a:graphic xmlns:a="http://schemas.openxmlformats.org/drawingml/2006/main">
+              <a:graphicData uri="http://schemas.openxmlformats.org/drawingml/2006/picture">
+                <pic:pic xmlns:pic="http://schemas.openxmlformats.org/drawingml/2006/picture">
+                  <pic:nvPicPr>
+                    <pic:cNvPr id="1" name=""/>
+                    <pic:cNvPicPr/>
+                  </pic:nvPicPr>
+                  <pic:blipFill>
+                    <a:blip r:embed="rId20"/>
+                    <a:stretch>
+                      <a:fillRect/>
+                    </a:stretch>
+                  </pic:blipFill>
+                  <pic:spPr>
+                    <a:xfrm>
+                      <a:off x="0" y="0"/>
                       <a:ext cx="6152515" cy="1229360"/>
                     </a:xfrm>
                     <a:prstGeom prst="rect">
@@ -1604,6 +1531,841 @@
           </wp:inline>
         </w:drawing>
       </w:r>
+    </w:p>
+    <w:p/>
+    <w:p/>
+    <w:p>
+      <w:pPr>
+        <w:jc w:val="center"/>
+        <w:rPr>
+          <w:b/>
+          <w:lang w:val="ru-RU"/>
+        </w:rPr>
+      </w:pPr>
+      <w:r>
+        <w:rPr>
+          <w:b/>
+          <w:lang w:val="ru-RU"/>
+        </w:rPr>
+        <w:t xml:space="preserve">ПОМЕТКА: </w:t>
+      </w:r>
+      <w:r>
+        <w:rPr>
+          <w:b/>
+          <w:lang w:val="ru-RU"/>
+        </w:rPr>
+        <w:t>ПОВТОРНЫЕ З</w:t>
+      </w:r>
+      <w:bookmarkStart w:id="0" w:name="_GoBack"/>
+      <w:bookmarkEnd w:id="0"/>
+      <w:r>
+        <w:rPr>
+          <w:b/>
+          <w:lang w:val="ru-RU"/>
+        </w:rPr>
+        <w:t>АМЕРЫ</w:t>
+      </w:r>
+    </w:p>
+    <w:p>
+      <w:pPr>
+        <w:rPr>
+          <w:lang w:val="ru-RU"/>
+        </w:rPr>
+      </w:pPr>
+    </w:p>
+    <w:p>
+      <w:pPr>
+        <w:rPr>
+          <w:lang w:val="ru-RU"/>
+        </w:rPr>
+      </w:pPr>
+      <w:r>
+        <w:rPr>
+          <w:highlight w:val="yellow"/>
+          <w:lang w:val="ru-RU"/>
+        </w:rPr>
+        <w:t>Генерация 31</w:t>
+      </w:r>
+      <w:r>
+        <w:rPr>
+          <w:highlight w:val="yellow"/>
+          <w:lang w:val="ru-RU"/>
+        </w:rPr>
+        <w:t>.03.2025</w:t>
+      </w:r>
+    </w:p>
+    <w:p>
+      <w:pPr>
+        <w:rPr>
+          <w:lang w:val="ru-RU"/>
+        </w:rPr>
+      </w:pPr>
+      <w:r>
+        <w:rPr>
+          <w:lang w:val="ru-RU"/>
+        </w:rPr>
+        <w:t xml:space="preserve">- Генерация – </w:t>
+      </w:r>
+      <w:r>
+        <w:rPr>
+          <w:lang w:val="ru-RU"/>
+        </w:rPr>
+        <w:t>9</w:t>
+      </w:r>
+      <w:r>
+        <w:rPr>
+          <w:lang w:val="ru-RU"/>
+        </w:rPr>
+        <w:t xml:space="preserve"> минут</w:t>
+      </w:r>
+    </w:p>
+    <w:p>
+      <w:pPr>
+        <w:rPr>
+          <w:lang w:val="ru-RU"/>
+        </w:rPr>
+      </w:pPr>
+      <w:r>
+        <w:rPr>
+          <w:lang w:val="ru-RU"/>
+        </w:rPr>
+        <w:t>- Создание сделок –</w:t>
+      </w:r>
+      <w:r>
+        <w:rPr>
+          <w:lang w:val="ru-RU"/>
+        </w:rPr>
+        <w:t xml:space="preserve">20 </w:t>
+      </w:r>
+      <w:r>
+        <w:rPr>
+          <w:lang w:val="ru-RU"/>
+        </w:rPr>
+        <w:t>минут</w:t>
+      </w:r>
+    </w:p>
+    <w:p>
+      <w:pPr>
+        <w:rPr>
+          <w:lang w:val="ru-RU"/>
+        </w:rPr>
+      </w:pPr>
+      <w:r>
+        <w:rPr>
+          <w:lang w:val="ru-RU"/>
+        </w:rPr>
+        <w:drawing>
+          <wp:inline distT="0" distB="0" distL="0" distR="0" wp14:anchorId="59031269" wp14:editId="20888946">
+            <wp:extent cx="6152515" cy="1078230"/>
+            <wp:effectExtent l="0" t="0" r="635" b="7620"/>
+            <wp:docPr id="15" name="Picture 15"/>
+            <wp:cNvGraphicFramePr>
+              <a:graphicFrameLocks xmlns:a="http://schemas.openxmlformats.org/drawingml/2006/main" noChangeAspect="1"/>
+            </wp:cNvGraphicFramePr>
+            <a:graphic xmlns:a="http://schemas.openxmlformats.org/drawingml/2006/main">
+              <a:graphicData uri="http://schemas.openxmlformats.org/drawingml/2006/picture">
+                <pic:pic xmlns:pic="http://schemas.openxmlformats.org/drawingml/2006/picture">
+                  <pic:nvPicPr>
+                    <pic:cNvPr id="1" name=""/>
+                    <pic:cNvPicPr/>
+                  </pic:nvPicPr>
+                  <pic:blipFill>
+                    <a:blip r:embed="rId21"/>
+                    <a:stretch>
+                      <a:fillRect/>
+                    </a:stretch>
+                  </pic:blipFill>
+                  <pic:spPr>
+                    <a:xfrm>
+                      <a:off x="0" y="0"/>
+                      <a:ext cx="6152515" cy="1078230"/>
+                    </a:xfrm>
+                    <a:prstGeom prst="rect">
+                      <a:avLst/>
+                    </a:prstGeom>
+                  </pic:spPr>
+                </pic:pic>
+              </a:graphicData>
+            </a:graphic>
+          </wp:inline>
+        </w:drawing>
+      </w:r>
+    </w:p>
+    <w:p>
+      <w:pPr>
+        <w:rPr>
+          <w:lang w:val="ru-RU"/>
+        </w:rPr>
+      </w:pPr>
+      <w:r>
+        <w:rPr>
+          <w:lang w:val="ru-RU"/>
+        </w:rPr>
+        <w:lastRenderedPageBreak/>
+        <w:drawing>
+          <wp:inline distT="0" distB="0" distL="0" distR="0" wp14:anchorId="4DE44BEB" wp14:editId="138F3E4C">
+            <wp:extent cx="6152515" cy="2313940"/>
+            <wp:effectExtent l="0" t="0" r="635" b="0"/>
+            <wp:docPr id="17" name="Picture 17"/>
+            <wp:cNvGraphicFramePr>
+              <a:graphicFrameLocks xmlns:a="http://schemas.openxmlformats.org/drawingml/2006/main" noChangeAspect="1"/>
+            </wp:cNvGraphicFramePr>
+            <a:graphic xmlns:a="http://schemas.openxmlformats.org/drawingml/2006/main">
+              <a:graphicData uri="http://schemas.openxmlformats.org/drawingml/2006/picture">
+                <pic:pic xmlns:pic="http://schemas.openxmlformats.org/drawingml/2006/picture">
+                  <pic:nvPicPr>
+                    <pic:cNvPr id="1" name=""/>
+                    <pic:cNvPicPr/>
+                  </pic:nvPicPr>
+                  <pic:blipFill>
+                    <a:blip r:embed="rId22"/>
+                    <a:stretch>
+                      <a:fillRect/>
+                    </a:stretch>
+                  </pic:blipFill>
+                  <pic:spPr>
+                    <a:xfrm>
+                      <a:off x="0" y="0"/>
+                      <a:ext cx="6152515" cy="2313940"/>
+                    </a:xfrm>
+                    <a:prstGeom prst="rect">
+                      <a:avLst/>
+                    </a:prstGeom>
+                  </pic:spPr>
+                </pic:pic>
+              </a:graphicData>
+            </a:graphic>
+          </wp:inline>
+        </w:drawing>
+      </w:r>
+    </w:p>
+    <w:p>
+      <w:pPr>
+        <w:rPr>
+          <w:lang w:val="ru-RU"/>
+        </w:rPr>
+      </w:pPr>
+    </w:p>
+    <w:p>
+      <w:pPr>
+        <w:rPr>
+          <w:lang w:val="ru-RU"/>
+        </w:rPr>
+      </w:pPr>
+      <w:r>
+        <w:rPr>
+          <w:lang w:val="ru-RU"/>
+        </w:rPr>
+        <w:t xml:space="preserve">Выполнение регламента </w:t>
+      </w:r>
+      <w:r>
+        <w:rPr>
+          <w:highlight w:val="lightGray"/>
+          <w:u w:val="single"/>
+          <w:lang w:val="ru-RU"/>
+        </w:rPr>
+        <w:t>10</w:t>
+      </w:r>
+      <w:r>
+        <w:rPr>
+          <w:highlight w:val="lightGray"/>
+          <w:u w:val="single"/>
+          <w:lang w:val="ru-RU"/>
+        </w:rPr>
+        <w:t xml:space="preserve"> потоков</w:t>
+      </w:r>
+      <w:r>
+        <w:rPr>
+          <w:u w:val="single"/>
+          <w:lang w:val="ru-RU"/>
+        </w:rPr>
+        <w:t xml:space="preserve"> 1000 договоров по 100 сделок</w:t>
+      </w:r>
+    </w:p>
+    <w:p>
+      <w:pPr>
+        <w:rPr>
+          <w:lang w:val="ru-RU"/>
+        </w:rPr>
+      </w:pPr>
+      <w:r>
+        <w:rPr>
+          <w:lang w:val="ru-RU"/>
+        </w:rPr>
+        <w:t xml:space="preserve"> - Открытие 31.03.2026 - </w:t>
+      </w:r>
+      <w:r>
+        <w:t>41</w:t>
+      </w:r>
+      <w:r>
+        <w:rPr>
+          <w:lang w:val="ru-RU"/>
+        </w:rPr>
+        <w:t xml:space="preserve"> минут</w:t>
+      </w:r>
+      <w:r>
+        <w:rPr>
+          <w:lang w:val="ru-RU"/>
+        </w:rPr>
+        <w:t>а</w:t>
+      </w:r>
+    </w:p>
+    <w:p>
+      <w:pPr>
+        <w:rPr>
+          <w:lang w:val="ru-RU"/>
+        </w:rPr>
+      </w:pPr>
+      <w:r>
+        <w:rPr>
+          <w:lang w:val="ru-RU"/>
+        </w:rPr>
+        <w:drawing>
+          <wp:inline distT="0" distB="0" distL="0" distR="0" wp14:anchorId="5E4E19D3" wp14:editId="09D198CC">
+            <wp:extent cx="6152515" cy="1205865"/>
+            <wp:effectExtent l="0" t="0" r="635" b="0"/>
+            <wp:docPr id="16" name="Picture 16"/>
+            <wp:cNvGraphicFramePr>
+              <a:graphicFrameLocks xmlns:a="http://schemas.openxmlformats.org/drawingml/2006/main" noChangeAspect="1"/>
+            </wp:cNvGraphicFramePr>
+            <a:graphic xmlns:a="http://schemas.openxmlformats.org/drawingml/2006/main">
+              <a:graphicData uri="http://schemas.openxmlformats.org/drawingml/2006/picture">
+                <pic:pic xmlns:pic="http://schemas.openxmlformats.org/drawingml/2006/picture">
+                  <pic:nvPicPr>
+                    <pic:cNvPr id="1" name=""/>
+                    <pic:cNvPicPr/>
+                  </pic:nvPicPr>
+                  <pic:blipFill>
+                    <a:blip r:embed="rId23"/>
+                    <a:stretch>
+                      <a:fillRect/>
+                    </a:stretch>
+                  </pic:blipFill>
+                  <pic:spPr>
+                    <a:xfrm>
+                      <a:off x="0" y="0"/>
+                      <a:ext cx="6152515" cy="1205865"/>
+                    </a:xfrm>
+                    <a:prstGeom prst="rect">
+                      <a:avLst/>
+                    </a:prstGeom>
+                  </pic:spPr>
+                </pic:pic>
+              </a:graphicData>
+            </a:graphic>
+          </wp:inline>
+        </w:drawing>
+      </w:r>
+    </w:p>
+    <w:p>
+      <w:pPr>
+        <w:rPr>
+          <w:lang w:val="ru-RU"/>
+        </w:rPr>
+      </w:pPr>
+      <w:r>
+        <w:rPr>
+          <w:lang w:val="ru-RU"/>
+        </w:rPr>
+        <w:t xml:space="preserve">- Исполнение 01.04.2026 </w:t>
+      </w:r>
+      <w:r>
+        <w:rPr>
+          <w:lang w:val="ru-RU"/>
+        </w:rPr>
+        <w:t>–</w:t>
+      </w:r>
+      <w:r>
+        <w:rPr>
+          <w:lang w:val="ru-RU"/>
+        </w:rPr>
+        <w:t xml:space="preserve"> </w:t>
+      </w:r>
+      <w:proofErr w:type="gramStart"/>
+      <w:r>
+        <w:rPr>
+          <w:lang w:val="ru-RU"/>
+        </w:rPr>
+        <w:t xml:space="preserve">2 </w:t>
+      </w:r>
+      <w:r>
+        <w:rPr>
+          <w:lang w:val="ru-RU"/>
+        </w:rPr>
+        <w:t xml:space="preserve"> час</w:t>
+      </w:r>
+      <w:proofErr w:type="gramEnd"/>
+      <w:r>
+        <w:rPr>
+          <w:lang w:val="ru-RU"/>
+        </w:rPr>
+        <w:t xml:space="preserve"> </w:t>
+      </w:r>
+      <w:r>
+        <w:rPr>
+          <w:lang w:val="ru-RU"/>
+        </w:rPr>
+        <w:t xml:space="preserve">48 </w:t>
+      </w:r>
+      <w:r>
+        <w:rPr>
+          <w:lang w:val="ru-RU"/>
+        </w:rPr>
+        <w:t xml:space="preserve"> мин</w:t>
+      </w:r>
+    </w:p>
+    <w:p>
+      <w:pPr>
+        <w:rPr>
+          <w:lang w:val="ru-RU"/>
+        </w:rPr>
+      </w:pPr>
+      <w:r>
+        <w:rPr>
+          <w:lang w:val="ru-RU"/>
+        </w:rPr>
+        <w:drawing>
+          <wp:inline distT="0" distB="0" distL="0" distR="0" wp14:anchorId="0B735C9C" wp14:editId="60E426B3">
+            <wp:extent cx="6152515" cy="1281430"/>
+            <wp:effectExtent l="0" t="0" r="635" b="0"/>
+            <wp:docPr id="23" name="Picture 23"/>
+            <wp:cNvGraphicFramePr>
+              <a:graphicFrameLocks xmlns:a="http://schemas.openxmlformats.org/drawingml/2006/main" noChangeAspect="1"/>
+            </wp:cNvGraphicFramePr>
+            <a:graphic xmlns:a="http://schemas.openxmlformats.org/drawingml/2006/main">
+              <a:graphicData uri="http://schemas.openxmlformats.org/drawingml/2006/picture">
+                <pic:pic xmlns:pic="http://schemas.openxmlformats.org/drawingml/2006/picture">
+                  <pic:nvPicPr>
+                    <pic:cNvPr id="1" name=""/>
+                    <pic:cNvPicPr/>
+                  </pic:nvPicPr>
+                  <pic:blipFill>
+                    <a:blip r:embed="rId24"/>
+                    <a:stretch>
+                      <a:fillRect/>
+                    </a:stretch>
+                  </pic:blipFill>
+                  <pic:spPr>
+                    <a:xfrm>
+                      <a:off x="0" y="0"/>
+                      <a:ext cx="6152515" cy="1281430"/>
+                    </a:xfrm>
+                    <a:prstGeom prst="rect">
+                      <a:avLst/>
+                    </a:prstGeom>
+                  </pic:spPr>
+                </pic:pic>
+              </a:graphicData>
+            </a:graphic>
+          </wp:inline>
+        </w:drawing>
+      </w:r>
+    </w:p>
+    <w:p>
+      <w:pPr>
+        <w:rPr>
+          <w:lang w:val="ru-RU"/>
+        </w:rPr>
+      </w:pPr>
+    </w:p>
+    <w:p>
+      <w:pPr>
+        <w:rPr>
+          <w:lang w:val="ru-RU"/>
+        </w:rPr>
+      </w:pPr>
+      <w:r>
+        <w:rPr>
+          <w:highlight w:val="yellow"/>
+          <w:lang w:val="ru-RU"/>
+        </w:rPr>
+        <w:t>Генерация 01.04</w:t>
+      </w:r>
+      <w:r>
+        <w:rPr>
+          <w:highlight w:val="yellow"/>
+          <w:lang w:val="ru-RU"/>
+        </w:rPr>
+        <w:t>.2025</w:t>
+      </w:r>
+    </w:p>
+    <w:p>
+      <w:pPr>
+        <w:rPr>
+          <w:lang w:val="ru-RU"/>
+        </w:rPr>
+      </w:pPr>
+      <w:r>
+        <w:rPr>
+          <w:lang w:val="ru-RU"/>
+        </w:rPr>
+        <w:t xml:space="preserve">- Генерация – </w:t>
+      </w:r>
+      <w:proofErr w:type="gramStart"/>
+      <w:r>
+        <w:rPr>
+          <w:lang w:val="ru-RU"/>
+        </w:rPr>
+        <w:t xml:space="preserve">34 </w:t>
+      </w:r>
+      <w:r>
+        <w:rPr>
+          <w:lang w:val="ru-RU"/>
+        </w:rPr>
+        <w:t xml:space="preserve"> минут</w:t>
+      </w:r>
+      <w:proofErr w:type="gramEnd"/>
+    </w:p>
+    <w:p>
+      <w:pPr>
+        <w:rPr>
+          <w:lang w:val="ru-RU"/>
+        </w:rPr>
+      </w:pPr>
+      <w:r>
+        <w:rPr>
+          <w:lang w:val="ru-RU"/>
+        </w:rPr>
+        <w:t xml:space="preserve">- Создание сделок </w:t>
+      </w:r>
+      <w:r>
+        <w:rPr>
+          <w:lang w:val="ru-RU"/>
+        </w:rPr>
+        <w:t>- 34</w:t>
+      </w:r>
+      <w:r>
+        <w:rPr>
+          <w:lang w:val="ru-RU"/>
+        </w:rPr>
+        <w:t xml:space="preserve"> минут</w:t>
+      </w:r>
+    </w:p>
+    <w:p>
+      <w:pPr>
+        <w:rPr>
+          <w:lang w:val="ru-RU"/>
+        </w:rPr>
+      </w:pPr>
+      <w:r>
+        <w:rPr>
+          <w:lang w:val="ru-RU"/>
+        </w:rPr>
+        <w:lastRenderedPageBreak/>
+        <w:drawing>
+          <wp:inline distT="0" distB="0" distL="0" distR="0" wp14:anchorId="0CCE199D" wp14:editId="5C2BBD90">
+            <wp:extent cx="6152515" cy="1448435"/>
+            <wp:effectExtent l="0" t="0" r="635" b="0"/>
+            <wp:docPr id="24" name="Picture 24"/>
+            <wp:cNvGraphicFramePr>
+              <a:graphicFrameLocks xmlns:a="http://schemas.openxmlformats.org/drawingml/2006/main" noChangeAspect="1"/>
+            </wp:cNvGraphicFramePr>
+            <a:graphic xmlns:a="http://schemas.openxmlformats.org/drawingml/2006/main">
+              <a:graphicData uri="http://schemas.openxmlformats.org/drawingml/2006/picture">
+                <pic:pic xmlns:pic="http://schemas.openxmlformats.org/drawingml/2006/picture">
+                  <pic:nvPicPr>
+                    <pic:cNvPr id="1" name=""/>
+                    <pic:cNvPicPr/>
+                  </pic:nvPicPr>
+                  <pic:blipFill>
+                    <a:blip r:embed="rId25"/>
+                    <a:stretch>
+                      <a:fillRect/>
+                    </a:stretch>
+                  </pic:blipFill>
+                  <pic:spPr>
+                    <a:xfrm>
+                      <a:off x="0" y="0"/>
+                      <a:ext cx="6152515" cy="1448435"/>
+                    </a:xfrm>
+                    <a:prstGeom prst="rect">
+                      <a:avLst/>
+                    </a:prstGeom>
+                  </pic:spPr>
+                </pic:pic>
+              </a:graphicData>
+            </a:graphic>
+          </wp:inline>
+        </w:drawing>
+      </w:r>
+    </w:p>
+    <w:p>
+      <w:pPr>
+        <w:rPr>
+          <w:lang w:val="ru-RU"/>
+        </w:rPr>
+      </w:pPr>
+      <w:r>
+        <w:rPr>
+          <w:lang w:val="ru-RU"/>
+        </w:rPr>
+        <w:drawing>
+          <wp:inline distT="0" distB="0" distL="0" distR="0" wp14:anchorId="1AFA6266" wp14:editId="70F4966E">
+            <wp:extent cx="6152515" cy="2458720"/>
+            <wp:effectExtent l="0" t="0" r="635" b="0"/>
+            <wp:docPr id="26" name="Picture 26"/>
+            <wp:cNvGraphicFramePr>
+              <a:graphicFrameLocks xmlns:a="http://schemas.openxmlformats.org/drawingml/2006/main" noChangeAspect="1"/>
+            </wp:cNvGraphicFramePr>
+            <a:graphic xmlns:a="http://schemas.openxmlformats.org/drawingml/2006/main">
+              <a:graphicData uri="http://schemas.openxmlformats.org/drawingml/2006/picture">
+                <pic:pic xmlns:pic="http://schemas.openxmlformats.org/drawingml/2006/picture">
+                  <pic:nvPicPr>
+                    <pic:cNvPr id="1" name=""/>
+                    <pic:cNvPicPr/>
+                  </pic:nvPicPr>
+                  <pic:blipFill>
+                    <a:blip r:embed="rId26"/>
+                    <a:stretch>
+                      <a:fillRect/>
+                    </a:stretch>
+                  </pic:blipFill>
+                  <pic:spPr>
+                    <a:xfrm>
+                      <a:off x="0" y="0"/>
+                      <a:ext cx="6152515" cy="2458720"/>
+                    </a:xfrm>
+                    <a:prstGeom prst="rect">
+                      <a:avLst/>
+                    </a:prstGeom>
+                  </pic:spPr>
+                </pic:pic>
+              </a:graphicData>
+            </a:graphic>
+          </wp:inline>
+        </w:drawing>
+      </w:r>
+    </w:p>
+    <w:p>
+      <w:pPr>
+        <w:rPr>
+          <w:lang w:val="ru-RU"/>
+        </w:rPr>
+      </w:pPr>
+    </w:p>
+    <w:p>
+      <w:pPr>
+        <w:rPr>
+          <w:lang w:val="ru-RU"/>
+        </w:rPr>
+      </w:pPr>
+      <w:r>
+        <w:rPr>
+          <w:lang w:val="ru-RU"/>
+        </w:rPr>
+        <w:t xml:space="preserve">Выполнение регламента </w:t>
+      </w:r>
+      <w:r>
+        <w:rPr>
+          <w:highlight w:val="lightGray"/>
+          <w:u w:val="single"/>
+          <w:lang w:val="ru-RU"/>
+        </w:rPr>
+        <w:t>6</w:t>
+      </w:r>
+      <w:r>
+        <w:rPr>
+          <w:highlight w:val="lightGray"/>
+          <w:u w:val="single"/>
+          <w:lang w:val="ru-RU"/>
+        </w:rPr>
+        <w:t xml:space="preserve"> потоков</w:t>
+      </w:r>
+      <w:r>
+        <w:rPr>
+          <w:u w:val="single"/>
+          <w:lang w:val="ru-RU"/>
+        </w:rPr>
+        <w:t xml:space="preserve"> 1000 договоров по 100 сделок</w:t>
+      </w:r>
+    </w:p>
+    <w:p>
+      <w:r>
+        <w:rPr>
+          <w:lang w:val="ru-RU"/>
+        </w:rPr>
+        <w:t xml:space="preserve"> - Открытие 01.04</w:t>
+      </w:r>
+      <w:r>
+        <w:rPr>
+          <w:lang w:val="ru-RU"/>
+        </w:rPr>
+        <w:t xml:space="preserve">.2026 - </w:t>
+      </w:r>
+      <w:r>
+        <w:t>61</w:t>
+      </w:r>
+      <w:r>
+        <w:rPr>
+          <w:lang w:val="ru-RU"/>
+        </w:rPr>
+        <w:t xml:space="preserve"> минут</w:t>
+      </w:r>
+    </w:p>
+    <w:p>
+      <w:pPr>
+        <w:rPr>
+          <w:lang w:val="ru-RU"/>
+        </w:rPr>
+      </w:pPr>
+      <w:r>
+        <w:rPr>
+          <w:lang w:val="ru-RU"/>
+        </w:rPr>
+        <w:drawing>
+          <wp:inline distT="0" distB="0" distL="0" distR="0" wp14:anchorId="69BBBBA0" wp14:editId="2FAD8276">
+            <wp:extent cx="6152515" cy="1323340"/>
+            <wp:effectExtent l="0" t="0" r="635" b="0"/>
+            <wp:docPr id="25" name="Picture 25"/>
+            <wp:cNvGraphicFramePr>
+              <a:graphicFrameLocks xmlns:a="http://schemas.openxmlformats.org/drawingml/2006/main" noChangeAspect="1"/>
+            </wp:cNvGraphicFramePr>
+            <a:graphic xmlns:a="http://schemas.openxmlformats.org/drawingml/2006/main">
+              <a:graphicData uri="http://schemas.openxmlformats.org/drawingml/2006/picture">
+                <pic:pic xmlns:pic="http://schemas.openxmlformats.org/drawingml/2006/picture">
+                  <pic:nvPicPr>
+                    <pic:cNvPr id="1" name=""/>
+                    <pic:cNvPicPr/>
+                  </pic:nvPicPr>
+                  <pic:blipFill>
+                    <a:blip r:embed="rId27"/>
+                    <a:stretch>
+                      <a:fillRect/>
+                    </a:stretch>
+                  </pic:blipFill>
+                  <pic:spPr>
+                    <a:xfrm>
+                      <a:off x="0" y="0"/>
+                      <a:ext cx="6152515" cy="1323340"/>
+                    </a:xfrm>
+                    <a:prstGeom prst="rect">
+                      <a:avLst/>
+                    </a:prstGeom>
+                  </pic:spPr>
+                </pic:pic>
+              </a:graphicData>
+            </a:graphic>
+          </wp:inline>
+        </w:drawing>
+      </w:r>
+    </w:p>
+    <w:p>
+      <w:pPr>
+        <w:rPr>
+          <w:lang w:val="ru-RU"/>
+        </w:rPr>
+      </w:pPr>
+      <w:r>
+        <w:rPr>
+          <w:lang w:val="ru-RU"/>
+        </w:rPr>
+        <w:t>- Исполнение 02</w:t>
+      </w:r>
+      <w:r>
+        <w:rPr>
+          <w:lang w:val="ru-RU"/>
+        </w:rPr>
+        <w:t xml:space="preserve">.04.2026 </w:t>
+      </w:r>
+      <w:r>
+        <w:rPr>
+          <w:lang w:val="ru-RU"/>
+        </w:rPr>
+        <w:t>–</w:t>
+      </w:r>
+      <w:r>
+        <w:rPr>
+          <w:lang w:val="ru-RU"/>
+        </w:rPr>
+        <w:t xml:space="preserve"> </w:t>
+      </w:r>
+      <w:proofErr w:type="gramStart"/>
+      <w:r>
+        <w:t xml:space="preserve">4 </w:t>
+      </w:r>
+      <w:r>
+        <w:rPr>
+          <w:lang w:val="ru-RU"/>
+        </w:rPr>
+        <w:t xml:space="preserve"> час</w:t>
+      </w:r>
+      <w:proofErr w:type="gramEnd"/>
+      <w:r>
+        <w:rPr>
+          <w:lang w:val="ru-RU"/>
+        </w:rPr>
+        <w:t xml:space="preserve"> </w:t>
+      </w:r>
+      <w:r>
+        <w:t xml:space="preserve">11 </w:t>
+      </w:r>
+      <w:r>
+        <w:rPr>
+          <w:lang w:val="ru-RU"/>
+        </w:rPr>
+        <w:t xml:space="preserve"> мин</w:t>
+      </w:r>
+    </w:p>
+    <w:p>
+      <w:pPr>
+        <w:rPr>
+          <w:lang w:val="ru-RU"/>
+        </w:rPr>
+      </w:pPr>
+      <w:r>
+        <w:rPr>
+          <w:lang w:val="ru-RU"/>
+        </w:rPr>
+        <w:drawing>
+          <wp:inline distT="0" distB="0" distL="0" distR="0" wp14:anchorId="17134995" wp14:editId="2860EC9A">
+            <wp:extent cx="6152515" cy="1413510"/>
+            <wp:effectExtent l="0" t="0" r="635" b="0"/>
+            <wp:docPr id="27" name="Picture 27"/>
+            <wp:cNvGraphicFramePr>
+              <a:graphicFrameLocks xmlns:a="http://schemas.openxmlformats.org/drawingml/2006/main" noChangeAspect="1"/>
+            </wp:cNvGraphicFramePr>
+            <a:graphic xmlns:a="http://schemas.openxmlformats.org/drawingml/2006/main">
+              <a:graphicData uri="http://schemas.openxmlformats.org/drawingml/2006/picture">
+                <pic:pic xmlns:pic="http://schemas.openxmlformats.org/drawingml/2006/picture">
+                  <pic:nvPicPr>
+                    <pic:cNvPr id="1" name=""/>
+                    <pic:cNvPicPr/>
+                  </pic:nvPicPr>
+                  <pic:blipFill>
+                    <a:blip r:embed="rId28"/>
+                    <a:stretch>
+                      <a:fillRect/>
+                    </a:stretch>
+                  </pic:blipFill>
+                  <pic:spPr>
+                    <a:xfrm>
+                      <a:off x="0" y="0"/>
+                      <a:ext cx="6152515" cy="1413510"/>
+                    </a:xfrm>
+                    <a:prstGeom prst="rect">
+                      <a:avLst/>
+                    </a:prstGeom>
+                  </pic:spPr>
+                </pic:pic>
+              </a:graphicData>
+            </a:graphic>
+          </wp:inline>
+        </w:drawing>
+      </w:r>
+    </w:p>
+    <w:p>
+      <w:pPr>
+        <w:rPr>
+          <w:lang w:val="ru-RU"/>
+        </w:rPr>
+      </w:pPr>
+    </w:p>
+    <w:p>
+      <w:pPr>
+        <w:rPr>
+          <w:lang w:val="ru-RU"/>
+        </w:rPr>
+      </w:pPr>
     </w:p>
     <w:sectPr>
       <w:pgSz w:w="12240" w:h="15840"/>
@@ -2298,4 +3060,16 @@
     </a:ext>
   </a:extLst>
 </a:theme>
+</file>
+
+<file path=customXml/item1.xml><?xml version="1.0" encoding="utf-8"?>
+<b:Sources xmlns:b="http://schemas.openxmlformats.org/officeDocument/2006/bibliography" xmlns="http://schemas.openxmlformats.org/officeDocument/2006/bibliography" SelectedStyle="\APASixthEditionOfficeOnline.xsl" StyleName="APA" Version="6"/>
+</file>
+
+<file path=customXml/itemProps1.xml><?xml version="1.0" encoding="utf-8"?>
+<ds:datastoreItem xmlns:ds="http://schemas.openxmlformats.org/officeDocument/2006/customXml" ds:itemID="{104E4AD1-53D1-4DCA-9FD0-A85F1288AB9B}">
+  <ds:schemaRefs>
+    <ds:schemaRef ds:uri="http://schemas.openxmlformats.org/officeDocument/2006/bibliography"/>
+  </ds:schemaRefs>
+</ds:datastoreItem>
 </file>